--- a/ais/Отчет.docx
+++ b/ais/Отчет.docx
@@ -4,9 +4,12 @@
   <w:body>
     <w:p>
       <w:pPr>
-        <w:pStyle w:val="9"/>
+        <w:pStyle w:val="10"/>
         <w:bidi w:val="0"/>
-      </w:pPr>
+        <w:jc w:val="center"/>
+      </w:pPr>
+      <w:bookmarkStart w:id="15" w:name="_GoBack"/>
+      <w:bookmarkEnd w:id="15"/>
       <w:r>
         <w:t>Министерство науки и высшего образования РФ</w:t>
       </w:r>
@@ -383,7 +386,7 @@
     </w:p>
     <w:p>
       <w:pPr>
-        <w:pStyle w:val="8"/>
+        <w:pStyle w:val="9"/>
         <w:rPr>
           <w:sz w:val="20"/>
         </w:rPr>
@@ -391,7 +394,7 @@
     </w:p>
     <w:p>
       <w:pPr>
-        <w:pStyle w:val="8"/>
+        <w:pStyle w:val="9"/>
         <w:spacing w:before="39" w:after="0"/>
         <w:rPr>
           <w:sz w:val="20"/>
@@ -400,7 +403,7 @@
     </w:p>
     <w:tbl>
       <w:tblPr>
-        <w:tblStyle w:val="13"/>
+        <w:tblStyle w:val="15"/>
         <w:tblW w:w="9422" w:type="dxa"/>
         <w:tblInd w:w="241" w:type="dxa"/>
         <w:tblLayout w:type="fixed"/>
@@ -435,7 +438,7 @@
           </w:tcPr>
           <w:p>
             <w:pPr>
-              <w:pStyle w:val="12"/>
+              <w:pStyle w:val="14"/>
               <w:widowControl w:val="0"/>
               <w:spacing w:before="0" w:after="0" w:line="310" w:lineRule="exact"/>
               <w:ind w:left="50" w:firstLine="0"/>
@@ -462,7 +465,7 @@
           </w:tcPr>
           <w:p>
             <w:pPr>
-              <w:pStyle w:val="12"/>
+              <w:pStyle w:val="14"/>
               <w:widowControl w:val="0"/>
               <w:tabs>
                 <w:tab w:val="left" w:pos="1544"/>
@@ -477,7 +480,7 @@
           </w:p>
           <w:p>
             <w:pPr>
-              <w:pStyle w:val="12"/>
+              <w:pStyle w:val="14"/>
               <w:widowControl w:val="0"/>
               <w:spacing w:before="85" w:after="0"/>
               <w:ind w:left="132" w:firstLine="0"/>
@@ -523,7 +526,7 @@
           </w:tcPr>
           <w:p>
             <w:pPr>
-              <w:pStyle w:val="12"/>
+              <w:pStyle w:val="14"/>
               <w:widowControl w:val="0"/>
               <w:spacing w:before="0" w:after="0" w:line="310" w:lineRule="exact"/>
               <w:ind w:left="520" w:firstLine="0"/>
@@ -570,7 +573,7 @@
           </w:tcPr>
           <w:p>
             <w:pPr>
-              <w:pStyle w:val="12"/>
+              <w:pStyle w:val="14"/>
               <w:widowControl w:val="0"/>
               <w:spacing w:before="0" w:after="0" w:line="310" w:lineRule="exact"/>
               <w:ind w:left="367" w:firstLine="0"/>
@@ -631,7 +634,7 @@
           </w:p>
           <w:p>
             <w:pPr>
-              <w:pStyle w:val="12"/>
+              <w:pStyle w:val="14"/>
               <w:widowControl w:val="0"/>
               <w:spacing w:before="85" w:after="0"/>
               <w:ind w:left="367" w:right="45" w:firstLine="0"/>
@@ -681,7 +684,7 @@
           </w:tcPr>
           <w:p>
             <w:pPr>
-              <w:pStyle w:val="12"/>
+              <w:pStyle w:val="14"/>
               <w:widowControl w:val="0"/>
               <w:spacing w:before="207" w:after="0"/>
               <w:ind w:left="50" w:firstLine="0"/>
@@ -708,7 +711,7 @@
           </w:tcPr>
           <w:p>
             <w:pPr>
-              <w:pStyle w:val="12"/>
+              <w:pStyle w:val="14"/>
               <w:widowControl w:val="0"/>
               <w:tabs>
                 <w:tab w:val="left" w:pos="1560"/>
@@ -728,7 +731,7 @@
           </w:tcPr>
           <w:p>
             <w:pPr>
-              <w:pStyle w:val="12"/>
+              <w:pStyle w:val="14"/>
               <w:widowControl w:val="0"/>
               <w:spacing w:before="0" w:after="0"/>
               <w:ind w:left="0" w:firstLine="0"/>
@@ -745,7 +748,7 @@
           </w:tcPr>
           <w:p>
             <w:pPr>
-              <w:pStyle w:val="12"/>
+              <w:pStyle w:val="14"/>
               <w:widowControl w:val="0"/>
               <w:wordWrap w:val="0"/>
               <w:spacing w:before="207" w:after="0"/>
@@ -793,7 +796,7 @@
           </w:tcPr>
           <w:p>
             <w:pPr>
-              <w:pStyle w:val="12"/>
+              <w:pStyle w:val="14"/>
               <w:widowControl w:val="0"/>
               <w:spacing w:before="0" w:after="0"/>
               <w:ind w:left="0" w:firstLine="0"/>
@@ -813,7 +816,7 @@
           </w:tcPr>
           <w:p>
             <w:pPr>
-              <w:pStyle w:val="12"/>
+              <w:pStyle w:val="14"/>
               <w:widowControl w:val="0"/>
               <w:spacing w:before="37" w:after="0" w:line="256" w:lineRule="exact"/>
               <w:ind w:left="163" w:firstLine="0"/>
@@ -859,7 +862,7 @@
           </w:tcPr>
           <w:p>
             <w:pPr>
-              <w:pStyle w:val="12"/>
+              <w:pStyle w:val="14"/>
               <w:widowControl w:val="0"/>
               <w:spacing w:before="0" w:after="0"/>
               <w:ind w:left="0" w:firstLine="0"/>
@@ -879,7 +882,7 @@
           </w:tcPr>
           <w:p>
             <w:pPr>
-              <w:pStyle w:val="12"/>
+              <w:pStyle w:val="14"/>
               <w:widowControl w:val="0"/>
               <w:spacing w:before="37" w:after="0" w:line="256" w:lineRule="exact"/>
               <w:ind w:left="0" w:right="46" w:firstLine="0"/>
@@ -913,64 +916,64 @@
     </w:tbl>
     <w:p>
       <w:pPr>
-        <w:pStyle w:val="8"/>
-      </w:pPr>
-    </w:p>
-    <w:p>
-      <w:pPr>
-        <w:pStyle w:val="8"/>
-      </w:pPr>
-    </w:p>
-    <w:p>
-      <w:pPr>
-        <w:pStyle w:val="8"/>
-      </w:pPr>
-    </w:p>
-    <w:p>
-      <w:pPr>
-        <w:pStyle w:val="8"/>
-      </w:pPr>
-    </w:p>
-    <w:p>
-      <w:pPr>
-        <w:pStyle w:val="8"/>
-      </w:pPr>
-    </w:p>
-    <w:p>
-      <w:pPr>
-        <w:pStyle w:val="8"/>
-      </w:pPr>
-    </w:p>
-    <w:p>
-      <w:pPr>
-        <w:pStyle w:val="8"/>
-      </w:pPr>
-    </w:p>
-    <w:p>
-      <w:pPr>
-        <w:pStyle w:val="8"/>
-      </w:pPr>
-    </w:p>
-    <w:p>
-      <w:pPr>
-        <w:pStyle w:val="8"/>
-      </w:pPr>
-    </w:p>
-    <w:p>
-      <w:pPr>
-        <w:pStyle w:val="8"/>
-      </w:pPr>
-    </w:p>
-    <w:p>
-      <w:pPr>
-        <w:pStyle w:val="8"/>
+        <w:pStyle w:val="9"/>
+      </w:pPr>
+    </w:p>
+    <w:p>
+      <w:pPr>
+        <w:pStyle w:val="9"/>
+      </w:pPr>
+    </w:p>
+    <w:p>
+      <w:pPr>
+        <w:pStyle w:val="9"/>
+      </w:pPr>
+    </w:p>
+    <w:p>
+      <w:pPr>
+        <w:pStyle w:val="9"/>
+      </w:pPr>
+    </w:p>
+    <w:p>
+      <w:pPr>
+        <w:pStyle w:val="9"/>
+      </w:pPr>
+    </w:p>
+    <w:p>
+      <w:pPr>
+        <w:pStyle w:val="9"/>
+      </w:pPr>
+    </w:p>
+    <w:p>
+      <w:pPr>
+        <w:pStyle w:val="9"/>
+      </w:pPr>
+    </w:p>
+    <w:p>
+      <w:pPr>
+        <w:pStyle w:val="9"/>
+      </w:pPr>
+    </w:p>
+    <w:p>
+      <w:pPr>
+        <w:pStyle w:val="9"/>
+      </w:pPr>
+    </w:p>
+    <w:p>
+      <w:pPr>
+        <w:pStyle w:val="9"/>
+      </w:pPr>
+    </w:p>
+    <w:p>
+      <w:pPr>
+        <w:pStyle w:val="9"/>
         <w:spacing w:before="140" w:after="0"/>
         <w:jc w:val="center"/>
       </w:pPr>
     </w:p>
     <w:p>
       <w:pPr>
-        <w:pStyle w:val="8"/>
+        <w:pStyle w:val="9"/>
         <w:ind w:left="1491" w:right="2050" w:firstLine="0"/>
         <w:jc w:val="center"/>
         <w:rPr>
@@ -1014,6 +1017,27 @@
           <w:szCs w:val="28"/>
           <w:lang w:val="ru-RU"/>
         </w:rPr>
+        <w:sectPr>
+          <w:headerReference r:id="rId5" w:type="default"/>
+          <w:footerReference r:id="rId6" w:type="default"/>
+          <w:pgSz w:w="11906" w:h="16838"/>
+          <w:pgMar w:top="1138" w:right="533" w:bottom="1138" w:left="1699" w:header="720" w:footer="720" w:gutter="0"/>
+          <w:cols w:space="0" w:num="1"/>
+          <w:rtlGutter w:val="0"/>
+          <w:docGrid w:linePitch="360" w:charSpace="0"/>
+        </w:sectPr>
+      </w:pPr>
+    </w:p>
+    <w:p>
+      <w:pPr>
+        <w:rPr>
+          <w:rFonts w:hint="default"/>
+          <w:b/>
+          <w:bCs/>
+          <w:sz w:val="28"/>
+          <w:szCs w:val="28"/>
+          <w:lang w:val="ru-RU"/>
+        </w:rPr>
       </w:pPr>
       <w:r>
         <w:rPr>
@@ -1041,9 +1065,9 @@
     </w:p>
     <w:p>
       <w:pPr>
-        <w:pStyle w:val="9"/>
+        <w:pStyle w:val="10"/>
         <w:tabs>
-          <w:tab w:val="right" w:leader="dot" w:pos="9357"/>
+          <w:tab w:val="right" w:leader="dot" w:pos="9674"/>
         </w:tabs>
         <w:rPr>
           <w:sz w:val="28"/>
@@ -1101,7 +1125,7 @@
           <w:szCs w:val="28"/>
           <w:lang w:val="ru-RU"/>
         </w:rPr>
-        <w:instrText xml:space="preserve"> HYPERLINK \l _Toc29893 </w:instrText>
+        <w:instrText xml:space="preserve"> HYPERLINK \l _Toc10435 </w:instrText>
       </w:r>
       <w:r>
         <w:rPr>
@@ -1141,7 +1165,7 @@
           <w:sz w:val="28"/>
           <w:szCs w:val="28"/>
         </w:rPr>
-        <w:instrText xml:space="preserve"> PAGEREF _Toc29893 \h </w:instrText>
+        <w:instrText xml:space="preserve"> PAGEREF _Toc10435 \h </w:instrText>
       </w:r>
       <w:r>
         <w:rPr>
@@ -1177,9 +1201,9 @@
     </w:p>
     <w:p>
       <w:pPr>
-        <w:pStyle w:val="9"/>
+        <w:pStyle w:val="10"/>
         <w:tabs>
-          <w:tab w:val="right" w:leader="dot" w:pos="9357"/>
+          <w:tab w:val="right" w:leader="dot" w:pos="9674"/>
         </w:tabs>
         <w:rPr>
           <w:sz w:val="28"/>
@@ -1204,7 +1228,7 @@
           <w:szCs w:val="28"/>
           <w:lang w:val="ru-RU"/>
         </w:rPr>
-        <w:instrText xml:space="preserve"> HYPERLINK \l _Toc19537 </w:instrText>
+        <w:instrText xml:space="preserve"> HYPERLINK \l _Toc10720 </w:instrText>
       </w:r>
       <w:r>
         <w:rPr>
@@ -1244,7 +1268,7 @@
           <w:sz w:val="28"/>
           <w:szCs w:val="28"/>
         </w:rPr>
-        <w:instrText xml:space="preserve"> PAGEREF _Toc19537 \h </w:instrText>
+        <w:instrText xml:space="preserve"> PAGEREF _Toc10720 \h </w:instrText>
       </w:r>
       <w:r>
         <w:rPr>
@@ -1280,9 +1304,9 @@
     </w:p>
     <w:p>
       <w:pPr>
-        <w:pStyle w:val="9"/>
+        <w:pStyle w:val="10"/>
         <w:tabs>
-          <w:tab w:val="right" w:leader="dot" w:pos="9357"/>
+          <w:tab w:val="right" w:leader="dot" w:pos="9674"/>
         </w:tabs>
         <w:rPr>
           <w:sz w:val="28"/>
@@ -1307,7 +1331,7 @@
           <w:szCs w:val="28"/>
           <w:lang w:val="ru-RU"/>
         </w:rPr>
-        <w:instrText xml:space="preserve"> HYPERLINK \l _Toc10144 </w:instrText>
+        <w:instrText xml:space="preserve"> HYPERLINK \l _Toc4940 </w:instrText>
       </w:r>
       <w:r>
         <w:rPr>
@@ -1347,7 +1371,7 @@
           <w:sz w:val="28"/>
           <w:szCs w:val="28"/>
         </w:rPr>
-        <w:instrText xml:space="preserve"> PAGEREF _Toc10144 \h </w:instrText>
+        <w:instrText xml:space="preserve"> PAGEREF _Toc4940 \h </w:instrText>
       </w:r>
       <w:r>
         <w:rPr>
@@ -1383,9 +1407,9 @@
     </w:p>
     <w:p>
       <w:pPr>
-        <w:pStyle w:val="9"/>
+        <w:pStyle w:val="10"/>
         <w:tabs>
-          <w:tab w:val="right" w:leader="dot" w:pos="9357"/>
+          <w:tab w:val="right" w:leader="dot" w:pos="9674"/>
         </w:tabs>
         <w:rPr>
           <w:sz w:val="28"/>
@@ -1410,7 +1434,7 @@
           <w:szCs w:val="28"/>
           <w:lang w:val="ru-RU"/>
         </w:rPr>
-        <w:instrText xml:space="preserve"> HYPERLINK \l _Toc25676 </w:instrText>
+        <w:instrText xml:space="preserve"> HYPERLINK \l _Toc364 </w:instrText>
       </w:r>
       <w:r>
         <w:rPr>
@@ -1450,7 +1474,7 @@
           <w:sz w:val="28"/>
           <w:szCs w:val="28"/>
         </w:rPr>
-        <w:instrText xml:space="preserve"> PAGEREF _Toc25676 \h </w:instrText>
+        <w:instrText xml:space="preserve"> PAGEREF _Toc364 \h </w:instrText>
       </w:r>
       <w:r>
         <w:rPr>
@@ -1486,9 +1510,9 @@
     </w:p>
     <w:p>
       <w:pPr>
-        <w:pStyle w:val="9"/>
+        <w:pStyle w:val="10"/>
         <w:tabs>
-          <w:tab w:val="right" w:leader="dot" w:pos="9357"/>
+          <w:tab w:val="right" w:leader="dot" w:pos="9674"/>
         </w:tabs>
         <w:rPr>
           <w:sz w:val="28"/>
@@ -1513,7 +1537,7 @@
           <w:szCs w:val="28"/>
           <w:lang w:val="ru-RU"/>
         </w:rPr>
-        <w:instrText xml:space="preserve"> HYPERLINK \l _Toc9518 </w:instrText>
+        <w:instrText xml:space="preserve"> HYPERLINK \l _Toc9682 </w:instrText>
       </w:r>
       <w:r>
         <w:rPr>
@@ -1562,7 +1586,7 @@
           <w:sz w:val="28"/>
           <w:szCs w:val="28"/>
         </w:rPr>
-        <w:instrText xml:space="preserve"> PAGEREF _Toc9518 \h </w:instrText>
+        <w:instrText xml:space="preserve"> PAGEREF _Toc9682 \h </w:instrText>
       </w:r>
       <w:r>
         <w:rPr>
@@ -1598,9 +1622,9 @@
     </w:p>
     <w:p>
       <w:pPr>
-        <w:pStyle w:val="9"/>
+        <w:pStyle w:val="10"/>
         <w:tabs>
-          <w:tab w:val="right" w:leader="dot" w:pos="9357"/>
+          <w:tab w:val="right" w:leader="dot" w:pos="9674"/>
         </w:tabs>
         <w:rPr>
           <w:sz w:val="28"/>
@@ -1625,7 +1649,7 @@
           <w:szCs w:val="28"/>
           <w:lang w:val="ru-RU"/>
         </w:rPr>
-        <w:instrText xml:space="preserve"> HYPERLINK \l _Toc5575 </w:instrText>
+        <w:instrText xml:space="preserve"> HYPERLINK \l _Toc25209 </w:instrText>
       </w:r>
       <w:r>
         <w:rPr>
@@ -1674,7 +1698,7 @@
           <w:sz w:val="28"/>
           <w:szCs w:val="28"/>
         </w:rPr>
-        <w:instrText xml:space="preserve"> PAGEREF _Toc5575 \h </w:instrText>
+        <w:instrText xml:space="preserve"> PAGEREF _Toc25209 \h </w:instrText>
       </w:r>
       <w:r>
         <w:rPr>
@@ -1688,7 +1712,7 @@
           <w:sz w:val="28"/>
           <w:szCs w:val="28"/>
         </w:rPr>
-        <w:t>6</w:t>
+        <w:t>5</w:t>
       </w:r>
       <w:r>
         <w:rPr>
@@ -1710,9 +1734,9 @@
     </w:p>
     <w:p>
       <w:pPr>
-        <w:pStyle w:val="9"/>
+        <w:pStyle w:val="10"/>
         <w:tabs>
-          <w:tab w:val="right" w:leader="dot" w:pos="9357"/>
+          <w:tab w:val="right" w:leader="dot" w:pos="9674"/>
         </w:tabs>
         <w:rPr>
           <w:sz w:val="28"/>
@@ -1737,7 +1761,7 @@
           <w:szCs w:val="28"/>
           <w:lang w:val="ru-RU"/>
         </w:rPr>
-        <w:instrText xml:space="preserve"> HYPERLINK \l _Toc8811 </w:instrText>
+        <w:instrText xml:space="preserve"> HYPERLINK \l _Toc3180 </w:instrText>
       </w:r>
       <w:r>
         <w:rPr>
@@ -1778,7 +1802,7 @@
           <w:sz w:val="28"/>
           <w:szCs w:val="28"/>
         </w:rPr>
-        <w:instrText xml:space="preserve"> PAGEREF _Toc8811 \h </w:instrText>
+        <w:instrText xml:space="preserve"> PAGEREF _Toc3180 \h </w:instrText>
       </w:r>
       <w:r>
         <w:rPr>
@@ -1814,9 +1838,9 @@
     </w:p>
     <w:p>
       <w:pPr>
-        <w:pStyle w:val="9"/>
+        <w:pStyle w:val="10"/>
         <w:tabs>
-          <w:tab w:val="right" w:leader="dot" w:pos="9357"/>
+          <w:tab w:val="right" w:leader="dot" w:pos="9674"/>
         </w:tabs>
         <w:rPr>
           <w:sz w:val="28"/>
@@ -1841,7 +1865,7 @@
           <w:szCs w:val="28"/>
           <w:lang w:val="ru-RU"/>
         </w:rPr>
-        <w:instrText xml:space="preserve"> HYPERLINK \l _Toc14499 </w:instrText>
+        <w:instrText xml:space="preserve"> HYPERLINK \l _Toc5777 </w:instrText>
       </w:r>
       <w:r>
         <w:rPr>
@@ -1882,7 +1906,7 @@
           <w:sz w:val="28"/>
           <w:szCs w:val="28"/>
         </w:rPr>
-        <w:instrText xml:space="preserve"> PAGEREF _Toc14499 \h </w:instrText>
+        <w:instrText xml:space="preserve"> PAGEREF _Toc5777 \h </w:instrText>
       </w:r>
       <w:r>
         <w:rPr>
@@ -1918,9 +1942,9 @@
     </w:p>
     <w:p>
       <w:pPr>
-        <w:pStyle w:val="9"/>
+        <w:pStyle w:val="10"/>
         <w:tabs>
-          <w:tab w:val="right" w:leader="dot" w:pos="9357"/>
+          <w:tab w:val="right" w:leader="dot" w:pos="9674"/>
         </w:tabs>
         <w:rPr>
           <w:sz w:val="28"/>
@@ -1945,7 +1969,7 @@
           <w:szCs w:val="28"/>
           <w:lang w:val="ru-RU"/>
         </w:rPr>
-        <w:instrText xml:space="preserve"> HYPERLINK \l _Toc31554 </w:instrText>
+        <w:instrText xml:space="preserve"> HYPERLINK \l _Toc10519 </w:instrText>
       </w:r>
       <w:r>
         <w:rPr>
@@ -1985,7 +2009,7 @@
           <w:sz w:val="28"/>
           <w:szCs w:val="28"/>
         </w:rPr>
-        <w:instrText xml:space="preserve"> PAGEREF _Toc31554 \h </w:instrText>
+        <w:instrText xml:space="preserve"> PAGEREF _Toc10519 \h </w:instrText>
       </w:r>
       <w:r>
         <w:rPr>
@@ -1999,7 +2023,7 @@
           <w:sz w:val="28"/>
           <w:szCs w:val="28"/>
         </w:rPr>
-        <w:t>9</w:t>
+        <w:t>10</w:t>
       </w:r>
       <w:r>
         <w:rPr>
@@ -2021,9 +2045,9 @@
     </w:p>
     <w:p>
       <w:pPr>
-        <w:pStyle w:val="9"/>
+        <w:pStyle w:val="10"/>
         <w:tabs>
-          <w:tab w:val="right" w:leader="dot" w:pos="9357"/>
+          <w:tab w:val="right" w:leader="dot" w:pos="9674"/>
         </w:tabs>
         <w:rPr>
           <w:sz w:val="28"/>
@@ -2048,7 +2072,7 @@
           <w:szCs w:val="28"/>
           <w:lang w:val="ru-RU"/>
         </w:rPr>
-        <w:instrText xml:space="preserve"> HYPERLINK \l _Toc13949 </w:instrText>
+        <w:instrText xml:space="preserve"> HYPERLINK \l _Toc17359 </w:instrText>
       </w:r>
       <w:r>
         <w:rPr>
@@ -2088,7 +2112,7 @@
           <w:sz w:val="28"/>
           <w:szCs w:val="28"/>
         </w:rPr>
-        <w:instrText xml:space="preserve"> PAGEREF _Toc13949 \h </w:instrText>
+        <w:instrText xml:space="preserve"> PAGEREF _Toc17359 \h </w:instrText>
       </w:r>
       <w:r>
         <w:rPr>
@@ -2102,7 +2126,7 @@
           <w:sz w:val="28"/>
           <w:szCs w:val="28"/>
         </w:rPr>
-        <w:t>9</w:t>
+        <w:t>10</w:t>
       </w:r>
       <w:r>
         <w:rPr>
@@ -2124,9 +2148,9 @@
     </w:p>
     <w:p>
       <w:pPr>
-        <w:pStyle w:val="9"/>
+        <w:pStyle w:val="10"/>
         <w:tabs>
-          <w:tab w:val="right" w:leader="dot" w:pos="9357"/>
+          <w:tab w:val="right" w:leader="dot" w:pos="9674"/>
         </w:tabs>
         <w:rPr>
           <w:sz w:val="28"/>
@@ -2151,7 +2175,7 @@
           <w:szCs w:val="28"/>
           <w:lang w:val="ru-RU"/>
         </w:rPr>
-        <w:instrText xml:space="preserve"> HYPERLINK \l _Toc692 </w:instrText>
+        <w:instrText xml:space="preserve"> HYPERLINK \l _Toc3388 </w:instrText>
       </w:r>
       <w:r>
         <w:rPr>
@@ -2179,7 +2203,7 @@
           <w:szCs w:val="28"/>
           <w:lang w:val="ru-RU"/>
         </w:rPr>
-        <w:t>Просмотреть отчеты</w:t>
+        <w:t>Просмотреть отчёты</w:t>
       </w:r>
       <w:r>
         <w:rPr>
@@ -2200,7 +2224,7 @@
           <w:sz w:val="28"/>
           <w:szCs w:val="28"/>
         </w:rPr>
-        <w:instrText xml:space="preserve"> PAGEREF _Toc692 \h </w:instrText>
+        <w:instrText xml:space="preserve"> PAGEREF _Toc3388 \h </w:instrText>
       </w:r>
       <w:r>
         <w:rPr>
@@ -2214,7 +2238,7 @@
           <w:sz w:val="28"/>
           <w:szCs w:val="28"/>
         </w:rPr>
-        <w:t>11</w:t>
+        <w:t>12</w:t>
       </w:r>
       <w:r>
         <w:rPr>
@@ -2236,9 +2260,9 @@
     </w:p>
     <w:p>
       <w:pPr>
-        <w:pStyle w:val="9"/>
+        <w:pStyle w:val="10"/>
         <w:tabs>
-          <w:tab w:val="right" w:leader="dot" w:pos="9357"/>
+          <w:tab w:val="right" w:leader="dot" w:pos="9674"/>
         </w:tabs>
         <w:rPr>
           <w:sz w:val="28"/>
@@ -2263,7 +2287,7 @@
           <w:szCs w:val="28"/>
           <w:lang w:val="ru-RU"/>
         </w:rPr>
-        <w:instrText xml:space="preserve"> HYPERLINK \l _Toc20170 </w:instrText>
+        <w:instrText xml:space="preserve"> HYPERLINK \l _Toc29417 </w:instrText>
       </w:r>
       <w:r>
         <w:rPr>
@@ -2312,7 +2336,7 @@
           <w:sz w:val="28"/>
           <w:szCs w:val="28"/>
         </w:rPr>
-        <w:instrText xml:space="preserve"> PAGEREF _Toc20170 \h </w:instrText>
+        <w:instrText xml:space="preserve"> PAGEREF _Toc29417 \h </w:instrText>
       </w:r>
       <w:r>
         <w:rPr>
@@ -2326,7 +2350,7 @@
           <w:sz w:val="28"/>
           <w:szCs w:val="28"/>
         </w:rPr>
-        <w:t>12</w:t>
+        <w:t>13</w:t>
       </w:r>
       <w:r>
         <w:rPr>
@@ -2348,9 +2372,9 @@
     </w:p>
     <w:p>
       <w:pPr>
-        <w:pStyle w:val="9"/>
+        <w:pStyle w:val="10"/>
         <w:tabs>
-          <w:tab w:val="right" w:leader="dot" w:pos="9357"/>
+          <w:tab w:val="right" w:leader="dot" w:pos="9674"/>
         </w:tabs>
         <w:rPr>
           <w:sz w:val="28"/>
@@ -2375,7 +2399,7 @@
           <w:szCs w:val="28"/>
           <w:lang w:val="ru-RU"/>
         </w:rPr>
-        <w:instrText xml:space="preserve"> HYPERLINK \l _Toc6414 </w:instrText>
+        <w:instrText xml:space="preserve"> HYPERLINK \l _Toc4085 </w:instrText>
       </w:r>
       <w:r>
         <w:rPr>
@@ -2426,7 +2450,7 @@
           <w:sz w:val="28"/>
           <w:szCs w:val="28"/>
         </w:rPr>
-        <w:instrText xml:space="preserve"> PAGEREF _Toc6414 \h </w:instrText>
+        <w:instrText xml:space="preserve"> PAGEREF _Toc4085 \h </w:instrText>
       </w:r>
       <w:r>
         <w:rPr>
@@ -2440,7 +2464,7 @@
           <w:sz w:val="28"/>
           <w:szCs w:val="28"/>
         </w:rPr>
-        <w:t>14</w:t>
+        <w:t>15</w:t>
       </w:r>
       <w:r>
         <w:rPr>
@@ -2462,9 +2486,9 @@
     </w:p>
     <w:p>
       <w:pPr>
-        <w:pStyle w:val="9"/>
+        <w:pStyle w:val="10"/>
         <w:tabs>
-          <w:tab w:val="right" w:leader="dot" w:pos="9357"/>
+          <w:tab w:val="right" w:leader="dot" w:pos="9674"/>
         </w:tabs>
         <w:rPr>
           <w:sz w:val="28"/>
@@ -2489,7 +2513,7 @@
           <w:szCs w:val="28"/>
           <w:lang w:val="ru-RU"/>
         </w:rPr>
-        <w:instrText xml:space="preserve"> HYPERLINK \l _Toc11421 </w:instrText>
+        <w:instrText xml:space="preserve"> HYPERLINK \l _Toc21190 </w:instrText>
       </w:r>
       <w:r>
         <w:rPr>
@@ -2538,7 +2562,7 @@
           <w:sz w:val="28"/>
           <w:szCs w:val="28"/>
         </w:rPr>
-        <w:instrText xml:space="preserve"> PAGEREF _Toc11421 \h </w:instrText>
+        <w:instrText xml:space="preserve"> PAGEREF _Toc21190 \h </w:instrText>
       </w:r>
       <w:r>
         <w:rPr>
@@ -2553,6 +2577,109 @@
           <w:szCs w:val="28"/>
         </w:rPr>
         <w:t>16</w:t>
+      </w:r>
+      <w:r>
+        <w:rPr>
+          <w:sz w:val="28"/>
+          <w:szCs w:val="28"/>
+        </w:rPr>
+        <w:fldChar w:fldCharType="end"/>
+      </w:r>
+      <w:r>
+        <w:rPr>
+          <w:rFonts w:hint="default"/>
+          <w:bCs/>
+          <w:sz w:val="28"/>
+          <w:szCs w:val="28"/>
+          <w:lang w:val="ru-RU"/>
+        </w:rPr>
+        <w:fldChar w:fldCharType="end"/>
+      </w:r>
+    </w:p>
+    <w:p>
+      <w:pPr>
+        <w:pStyle w:val="10"/>
+        <w:tabs>
+          <w:tab w:val="right" w:leader="dot" w:pos="9674"/>
+        </w:tabs>
+        <w:rPr>
+          <w:sz w:val="28"/>
+          <w:szCs w:val="28"/>
+        </w:rPr>
+      </w:pPr>
+      <w:r>
+        <w:rPr>
+          <w:rFonts w:hint="default"/>
+          <w:bCs/>
+          <w:sz w:val="28"/>
+          <w:szCs w:val="28"/>
+          <w:lang w:val="ru-RU"/>
+        </w:rPr>
+        <w:fldChar w:fldCharType="begin"/>
+      </w:r>
+      <w:r>
+        <w:rPr>
+          <w:rFonts w:hint="default"/>
+          <w:bCs/>
+          <w:sz w:val="28"/>
+          <w:szCs w:val="28"/>
+          <w:lang w:val="ru-RU"/>
+        </w:rPr>
+        <w:instrText xml:space="preserve"> HYPERLINK \l _Toc28641 </w:instrText>
+      </w:r>
+      <w:r>
+        <w:rPr>
+          <w:rFonts w:hint="default"/>
+          <w:bCs/>
+          <w:sz w:val="28"/>
+          <w:szCs w:val="28"/>
+          <w:lang w:val="ru-RU"/>
+        </w:rPr>
+        <w:fldChar w:fldCharType="separate"/>
+      </w:r>
+      <w:r>
+        <w:rPr>
+          <w:rFonts w:hint="default" w:ascii="Times New Roman" w:hAnsi="Times New Roman" w:cs="Times New Roman"/>
+          <w:sz w:val="28"/>
+          <w:szCs w:val="28"/>
+          <w:lang w:val="ru-RU"/>
+        </w:rPr>
+        <w:t>1.3 Модели предметной области и связи</w:t>
+      </w:r>
+      <w:r>
+        <w:rPr>
+          <w:sz w:val="28"/>
+          <w:szCs w:val="28"/>
+        </w:rPr>
+        <w:tab/>
+      </w:r>
+      <w:r>
+        <w:rPr>
+          <w:sz w:val="28"/>
+          <w:szCs w:val="28"/>
+        </w:rPr>
+        <w:fldChar w:fldCharType="begin"/>
+      </w:r>
+      <w:r>
+        <w:rPr>
+          <w:sz w:val="28"/>
+          <w:szCs w:val="28"/>
+        </w:rPr>
+        <w:instrText xml:space="preserve"> PAGEREF _Toc28641 \h </w:instrText>
+      </w:r>
+      <w:r>
+        <w:rPr>
+          <w:sz w:val="28"/>
+          <w:szCs w:val="28"/>
+        </w:rPr>
+        <w:fldChar w:fldCharType="separate"/>
+      </w:r>
+      <w:r>
+        <w:rPr>
+          <w:sz w:val="28"/>
+          <w:szCs w:val="28"/>
+        </w:rPr>
+        <w:t>18</w:t>
       </w:r>
       <w:r>
         <w:rPr>
@@ -2628,7 +2755,6 @@
     <w:p/>
     <w:p/>
     <w:p/>
-    <w:p/>
     <w:p>
       <w:pPr>
         <w:pStyle w:val="2"/>
@@ -2638,10 +2764,10 @@
           <w:rFonts w:hint="default" w:ascii="Times New Roman" w:hAnsi="Times New Roman" w:cs="Times New Roman"/>
           <w:sz w:val="28"/>
           <w:szCs w:val="28"/>
-          <w:lang w:val="ru-RU"/>
-        </w:rPr>
-      </w:pPr>
-      <w:bookmarkStart w:id="0" w:name="_Toc29893"/>
+          <w:lang w:val="en-US"/>
+        </w:rPr>
+      </w:pPr>
+      <w:bookmarkStart w:id="0" w:name="_Toc10435"/>
       <w:r>
         <w:rPr>
           <w:rFonts w:hint="default" w:ascii="Times New Roman" w:hAnsi="Times New Roman" w:cs="Times New Roman"/>
@@ -2652,8 +2778,6 @@
         <w:t>ВВЕДЕНИЕ</w:t>
       </w:r>
       <w:bookmarkEnd w:id="0"/>
-      <w:bookmarkStart w:id="14" w:name="_GoBack"/>
-      <w:bookmarkEnd w:id="14"/>
     </w:p>
     <w:p>
       <w:pPr>
@@ -2681,7 +2805,7 @@
           <w:szCs w:val="28"/>
           <w:lang w:val="ru-RU"/>
         </w:rPr>
-        <w:t xml:space="preserve">Разрабатываемая информационная система предназначена для автоматизации учета и контроля внутриофисных расходов красноярской IT-компании ООО «СибирскаяРазработка» (студии заказной веб- и мобильной разработки со штатом 25 человек). В силу компактного размера офиса содержание выделенного отдела снабжения или штатного завхоза экономически нецелесообразно, поэтому мелкие текущие закупки для нужд подразделений (компьютерная периферия и расходные материалы для оргтехники, канцелярия, ремонт техники, зерновой кофе и вода для гостевой зоны, профильная литература, хозтовары) осуществляются сотрудниками самостоятельно по децентрализованной схеме с предоставлением в бухгалтерию товарных и кассовых чеков. </w:t>
+        <w:t>Разрабатываемая информационная система предназначена для автоматизации учета и контроля внутриофисных расходов красноярской IT-компании ООО «СибирскаяРазработка», которая занимается веб-разработкой. В штате 25 сотрудников, распределённых на 4 отдела. Иногда сотрудники производят мелкие покупки на нужды офиса. Например кофе, книжки, компьютерная периферия или другие расходные материалы.</w:t>
       </w:r>
     </w:p>
     <w:p>
@@ -2701,7 +2825,7 @@
           <w:szCs w:val="28"/>
           <w:lang w:val="ru-RU"/>
         </w:rPr>
-        <w:t xml:space="preserve">Компания состоит из четырёх профильных отделов (отдел разработки и тестирования, отдел дизайна и маркетинга, отдел HR и офис-менеджмента, финансово-юридический отдел), в каждом из которых работает определённое количество сотрудников. Система обеспечивает ведение справочника видов расходов с указанием названия, описания допустимых покупок и базового норматива трат на месяц. Ключевой особенностью бизнес-процесса является то, что месячные лимиты устанавливаются бухгалтерией не в целом по фирме, а персонально для каждого отдела на каждый месяц пропорционально его численности и задачам. При этом неиспользованные в текущем месяце средства не сгорают полностью, а переносятся на следующие периоды по настраиваемым правилам (процент переноса и срок действия), позволяя отделам накапливать бюджет на более крупные покупки в рамках своих категорий. </w:t>
+        <w:t>Предлагается вести учёт того кто что купил. Чтобы в конце месяца компенсировать расходы.</w:t>
       </w:r>
     </w:p>
     <w:p>
@@ -2721,7 +2845,142 @@
           <w:szCs w:val="28"/>
           <w:lang w:val="ru-RU"/>
         </w:rPr>
-        <w:t xml:space="preserve">Для исключения нецелевых трат и кассовых разрывов в системе реализован двухэтапный контроль: при регистрации чека сотрудником система автоматически проверяет и резервирует остаток лимита отдела, затем руководитель отдела подтверждает хозяйственную целесообразность покупки для команды, после чего бухгалтер сверяет первичный документ (чек) и одобряет расход к выплате компенсации. Система хранит историю трат как в целом по отделам, так и по отдельным сотрудникам (для формирования ведомостей возмещения личных средств). </w:t>
+        <w:t>Расходы которые можно компенсировать ограничиваются определёнными на месяц лимитами, которые устанавливаются для каждого отдела и вида расхода. Этим занимается бухгалтерия. Неизрасходованные деньги с прошлых месяцев переносятся на следующий, оставаясь на балансе отдела.</w:t>
+      </w:r>
+    </w:p>
+    <w:p>
+      <w:pPr>
+        <w:ind w:left="0" w:leftChars="0" w:firstLine="280" w:firstLineChars="100"/>
+        <w:rPr>
+          <w:rFonts w:hint="default"/>
+          <w:sz w:val="28"/>
+          <w:szCs w:val="28"/>
+          <w:lang w:val="ru-RU"/>
+        </w:rPr>
+      </w:pPr>
+      <w:r>
+        <w:rPr>
+          <w:rFonts w:hint="default"/>
+          <w:sz w:val="28"/>
+          <w:szCs w:val="28"/>
+          <w:lang w:val="ru-RU"/>
+        </w:rPr>
+        <w:t>Система позволяет сотрудникам оформлять расходы, заполняя специальную форму и прикрепляя чек, руководители отделов могут одобрять или отклонять расход. Одобренные расходы передаются в бухгалтерию, которая в конце месяца принимает решения о выплатах.</w:t>
+      </w:r>
+    </w:p>
+    <w:p>
+      <w:pPr>
+        <w:ind w:left="0" w:leftChars="0" w:firstLine="280" w:firstLineChars="100"/>
+        <w:rPr>
+          <w:rFonts w:hint="default"/>
+          <w:sz w:val="28"/>
+          <w:szCs w:val="28"/>
+          <w:lang w:val="ru-RU"/>
+        </w:rPr>
+      </w:pPr>
+    </w:p>
+    <w:p>
+      <w:pPr>
+        <w:ind w:left="0" w:leftChars="0" w:firstLine="280" w:firstLineChars="100"/>
+        <w:rPr>
+          <w:rFonts w:hint="default"/>
+          <w:b/>
+          <w:bCs/>
+          <w:sz w:val="28"/>
+          <w:szCs w:val="28"/>
+          <w:lang w:val="ru-RU"/>
+        </w:rPr>
+      </w:pPr>
+      <w:r>
+        <w:rPr>
+          <w:rFonts w:hint="default"/>
+          <w:b/>
+          <w:bCs/>
+          <w:sz w:val="28"/>
+          <w:szCs w:val="28"/>
+          <w:lang w:val="ru-RU"/>
+        </w:rPr>
+        <w:t>Роли:</w:t>
+      </w:r>
+    </w:p>
+    <w:p>
+      <w:pPr>
+        <w:ind w:left="0" w:leftChars="0" w:firstLine="280" w:firstLineChars="100"/>
+        <w:rPr>
+          <w:rFonts w:hint="default"/>
+          <w:sz w:val="28"/>
+          <w:szCs w:val="28"/>
+          <w:lang w:val="ru-RU"/>
+        </w:rPr>
+      </w:pPr>
+      <w:r>
+        <w:rPr>
+          <w:rFonts w:hint="default"/>
+          <w:sz w:val="28"/>
+          <w:szCs w:val="28"/>
+          <w:lang w:val="ru-RU"/>
+        </w:rPr>
+        <w:t>1. Сотрудник - оформляет расходы для компенсации, прикрепляет чек. Может смотреть историю своих расходов их  статус, сумму и дату</w:t>
+      </w:r>
+    </w:p>
+    <w:p>
+      <w:pPr>
+        <w:ind w:left="0" w:leftChars="0" w:firstLine="280" w:firstLineChars="100"/>
+        <w:rPr>
+          <w:rFonts w:hint="default"/>
+          <w:sz w:val="28"/>
+          <w:szCs w:val="28"/>
+          <w:lang w:val="ru-RU"/>
+        </w:rPr>
+      </w:pPr>
+      <w:r>
+        <w:rPr>
+          <w:rFonts w:hint="default"/>
+          <w:sz w:val="28"/>
+          <w:szCs w:val="28"/>
+          <w:lang w:val="ru-RU"/>
+        </w:rPr>
+        <w:t>2. Руководитель офиса - согласует расходы в системе созданные сотрудниками, те расходы что принял отправляются в бухгалтерию. Включает в себя функционал сотрудника</w:t>
+      </w:r>
+    </w:p>
+    <w:p>
+      <w:pPr>
+        <w:ind w:left="0" w:leftChars="0" w:firstLine="280" w:firstLineChars="100"/>
+        <w:rPr>
+          <w:rFonts w:hint="default"/>
+          <w:sz w:val="28"/>
+          <w:szCs w:val="28"/>
+          <w:lang w:val="ru-RU"/>
+        </w:rPr>
+      </w:pPr>
+      <w:r>
+        <w:rPr>
+          <w:rFonts w:hint="default"/>
+          <w:sz w:val="28"/>
+          <w:szCs w:val="28"/>
+          <w:lang w:val="ru-RU"/>
+        </w:rPr>
+        <w:t>3. Бухгалтер - Может проверять согласованные расходы, смотреть их детали, создавать отчёты, устанавливать ежемесячные лимиты по отделам и видам расходов, настраивать правила переноса остатка</w:t>
+      </w:r>
+    </w:p>
+    <w:p>
+      <w:pPr>
+        <w:ind w:left="0" w:leftChars="0" w:firstLine="280" w:firstLineChars="100"/>
+        <w:rPr>
+          <w:rFonts w:hint="default"/>
+          <w:sz w:val="28"/>
+          <w:szCs w:val="28"/>
+          <w:lang w:val="ru-RU"/>
+        </w:rPr>
+      </w:pPr>
+      <w:r>
+        <w:rPr>
+          <w:rFonts w:hint="default"/>
+          <w:sz w:val="28"/>
+          <w:szCs w:val="28"/>
+          <w:lang w:val="ru-RU"/>
+        </w:rPr>
+        <w:t>4. Администратор - управляет справочниками сотрудников и видов расходов</w:t>
       </w:r>
     </w:p>
     <w:p>
@@ -2762,6 +3021,9 @@
     <w:p/>
     <w:p/>
     <w:p/>
+    <w:p/>
+    <w:p/>
+    <w:p/>
     <w:p>
       <w:pPr>
         <w:pStyle w:val="2"/>
@@ -2777,7 +3039,7 @@
           <w:lang w:val="ru-RU"/>
         </w:rPr>
       </w:pPr>
-      <w:bookmarkStart w:id="1" w:name="_Toc19537"/>
+      <w:bookmarkStart w:id="1" w:name="_Toc10720"/>
       <w:r>
         <w:rPr>
           <w:rFonts w:hint="default" w:ascii="Times New Roman" w:hAnsi="Times New Roman" w:cs="Times New Roman"/>
@@ -2800,7 +3062,7 @@
           <w:lang w:val="ru-RU"/>
         </w:rPr>
       </w:pPr>
-      <w:bookmarkStart w:id="2" w:name="_Toc10144"/>
+      <w:bookmarkStart w:id="2" w:name="_Toc4940"/>
       <w:r>
         <w:rPr>
           <w:rFonts w:hint="default" w:ascii="Times New Roman" w:hAnsi="Times New Roman" w:cs="Times New Roman"/>
@@ -2829,11 +3091,15 @@
         </w:rPr>
       </w:pPr>
       <w:r>
+        <w:rPr>
+          <w:rFonts w:hint="default"/>
+          <w:lang w:val="en-US"/>
+        </w:rPr>
         <w:drawing>
           <wp:inline distT="0" distB="0" distL="114300" distR="114300">
-            <wp:extent cx="5930265" cy="3071495"/>
-            <wp:effectExtent l="0" t="0" r="13335" b="6985"/>
-            <wp:docPr id="3" name="Изображение 2"/>
+            <wp:extent cx="5937250" cy="2666365"/>
+            <wp:effectExtent l="0" t="0" r="6350" b="635"/>
+            <wp:docPr id="6" name="Изображение 6" descr="Карта прецедентов.drawio"/>
             <wp:cNvGraphicFramePr>
               <a:graphicFrameLocks xmlns:a="http://schemas.openxmlformats.org/drawingml/2006/main" noChangeAspect="1"/>
             </wp:cNvGraphicFramePr>
@@ -2841,13 +3107,13 @@
               <a:graphicData uri="http://schemas.openxmlformats.org/drawingml/2006/picture">
                 <pic:pic xmlns:pic="http://schemas.openxmlformats.org/drawingml/2006/picture">
                   <pic:nvPicPr>
-                    <pic:cNvPr id="3" name="Изображение 2"/>
+                    <pic:cNvPr id="6" name="Изображение 6" descr="Карта прецедентов.drawio"/>
                     <pic:cNvPicPr>
                       <a:picLocks noChangeAspect="1"/>
                     </pic:cNvPicPr>
                   </pic:nvPicPr>
                   <pic:blipFill>
-                    <a:blip r:embed="rId6"/>
+                    <a:blip r:embed="rId9"/>
                     <a:stretch>
                       <a:fillRect/>
                     </a:stretch>
@@ -2855,15 +3121,11 @@
                   <pic:spPr>
                     <a:xfrm>
                       <a:off x="0" y="0"/>
-                      <a:ext cx="5930265" cy="3071495"/>
+                      <a:ext cx="5937250" cy="2666365"/>
                     </a:xfrm>
                     <a:prstGeom prst="rect">
                       <a:avLst/>
                     </a:prstGeom>
-                    <a:noFill/>
-                    <a:ln>
-                      <a:noFill/>
-                    </a:ln>
                   </pic:spPr>
                 </pic:pic>
               </a:graphicData>
@@ -2893,31 +3155,31 @@
     </w:p>
     <w:p>
       <w:pPr>
-        <w:rPr>
-          <w:rFonts w:hint="default"/>
-        </w:rPr>
-      </w:pPr>
-    </w:p>
-    <w:p>
-      <w:pPr>
-        <w:rPr>
-          <w:rFonts w:hint="default"/>
-        </w:rPr>
-      </w:pPr>
-    </w:p>
-    <w:p>
-      <w:pPr>
-        <w:rPr>
-          <w:rFonts w:hint="default"/>
-          <w:lang w:val="en-US"/>
-        </w:rPr>
-      </w:pPr>
-      <w:r>
+        <w:ind w:left="-660" w:leftChars="-300" w:right="-321" w:rightChars="-146" w:firstLine="0" w:firstLineChars="0"/>
+        <w:rPr>
+          <w:rFonts w:hint="default"/>
+          <w:lang w:val="ru-RU"/>
+        </w:rPr>
+      </w:pPr>
+    </w:p>
+    <w:p>
+      <w:pPr>
+        <w:ind w:left="0" w:leftChars="0" w:firstLine="0" w:firstLineChars="0"/>
+        <w:rPr>
+          <w:rFonts w:hint="default"/>
+          <w:lang w:val="en-US"/>
+        </w:rPr>
+      </w:pPr>
+      <w:r>
+        <w:rPr>
+          <w:rFonts w:hint="default"/>
+          <w:lang w:val="en-US"/>
+        </w:rPr>
         <w:drawing>
           <wp:inline distT="0" distB="0" distL="114300" distR="114300">
-            <wp:extent cx="5941695" cy="2677160"/>
-            <wp:effectExtent l="0" t="0" r="0" b="0"/>
-            <wp:docPr id="2" name="Изображение 1"/>
+            <wp:extent cx="6123305" cy="1912620"/>
+            <wp:effectExtent l="0" t="0" r="3175" b="7620"/>
+            <wp:docPr id="12" name="Изображение 12" descr="lLVTJXj75BwVfnYbTrMu85Klceig11AbQYjLLBrgUk7QgyJ2zbhhTNzQLGBJX4eWA1IfLNumjAbwLManTbaSCAymyqRzvZ2ZsTsPXHYf1GbsPxxpyvrpvipPEvsu4iNTPeDrbkgjTYMgD3cMue1_ppY_MwakFOh2Rgis7pR2"/>
             <wp:cNvGraphicFramePr>
               <a:graphicFrameLocks xmlns:a="http://schemas.openxmlformats.org/drawingml/2006/main" noChangeAspect="1"/>
             </wp:cNvGraphicFramePr>
@@ -2925,14 +3187,13 @@
               <a:graphicData uri="http://schemas.openxmlformats.org/drawingml/2006/picture">
                 <pic:pic xmlns:pic="http://schemas.openxmlformats.org/drawingml/2006/picture">
                   <pic:nvPicPr>
-                    <pic:cNvPr id="2" name="Изображение 1"/>
+                    <pic:cNvPr id="12" name="Изображение 12" descr="lLVTJXj75BwVfnYbTrMu85Klceig11AbQYjLLBrgUk7QgyJ2zbhhTNzQLGBJX4eWA1IfLNumjAbwLManTbaSCAymyqRzvZ2ZsTsPXHYf1GbsPxxpyvrpvipPEvsu4iNTPeDrbkgjTYMgD3cMue1_ppY_MwakFOh2Rgis7pR2"/>
                     <pic:cNvPicPr>
                       <a:picLocks noChangeAspect="1"/>
                     </pic:cNvPicPr>
                   </pic:nvPicPr>
                   <pic:blipFill>
-                    <a:blip r:embed="rId7"/>
-                    <a:srcRect t="2268" b="16686"/>
+                    <a:blip r:embed="rId10"/>
                     <a:stretch>
                       <a:fillRect/>
                     </a:stretch>
@@ -2940,15 +3201,11 @@
                   <pic:spPr>
                     <a:xfrm>
                       <a:off x="0" y="0"/>
-                      <a:ext cx="5941695" cy="2677160"/>
+                      <a:ext cx="6123305" cy="1912620"/>
                     </a:xfrm>
                     <a:prstGeom prst="rect">
                       <a:avLst/>
                     </a:prstGeom>
-                    <a:noFill/>
-                    <a:ln>
-                      <a:noFill/>
-                    </a:ln>
                   </pic:spPr>
                 </pic:pic>
               </a:graphicData>
@@ -2959,6 +3216,14 @@
     </w:p>
     <w:p>
       <w:pPr>
+        <w:rPr>
+          <w:rFonts w:hint="default"/>
+          <w:lang w:val="ru-RU"/>
+        </w:rPr>
+      </w:pPr>
+    </w:p>
+    <w:p>
+      <w:pPr>
         <w:pStyle w:val="7"/>
         <w:jc w:val="center"/>
         <w:rPr>
@@ -2983,7 +3248,7 @@
           <w:rFonts w:hint="default" w:ascii="Times New Roman" w:hAnsi="Times New Roman" w:cs="Times New Roman"/>
           <w:sz w:val="28"/>
           <w:szCs w:val="28"/>
-          <w:lang w:val="ru-RU"/>
+          <w:lang w:val="en-US"/>
         </w:rPr>
       </w:pPr>
     </w:p>
@@ -3014,6 +3279,66 @@
     <w:p>
       <w:pPr>
         <w:rPr>
+          <w:rFonts w:hint="default" w:ascii="Times New Roman" w:hAnsi="Times New Roman" w:cs="Times New Roman"/>
+          <w:sz w:val="28"/>
+          <w:szCs w:val="28"/>
+          <w:lang w:val="ru-RU"/>
+        </w:rPr>
+      </w:pPr>
+    </w:p>
+    <w:p>
+      <w:pPr>
+        <w:rPr>
+          <w:rFonts w:hint="default" w:ascii="Times New Roman" w:hAnsi="Times New Roman" w:cs="Times New Roman"/>
+          <w:sz w:val="28"/>
+          <w:szCs w:val="28"/>
+          <w:lang w:val="ru-RU"/>
+        </w:rPr>
+      </w:pPr>
+    </w:p>
+    <w:p>
+      <w:pPr>
+        <w:rPr>
+          <w:rFonts w:hint="default" w:ascii="Times New Roman" w:hAnsi="Times New Roman" w:cs="Times New Roman"/>
+          <w:sz w:val="28"/>
+          <w:szCs w:val="28"/>
+          <w:lang w:val="ru-RU"/>
+        </w:rPr>
+      </w:pPr>
+    </w:p>
+    <w:p>
+      <w:pPr>
+        <w:rPr>
+          <w:rFonts w:hint="default" w:ascii="Times New Roman" w:hAnsi="Times New Roman" w:cs="Times New Roman"/>
+          <w:sz w:val="28"/>
+          <w:szCs w:val="28"/>
+          <w:lang w:val="ru-RU"/>
+        </w:rPr>
+      </w:pPr>
+    </w:p>
+    <w:p>
+      <w:pPr>
+        <w:rPr>
+          <w:rFonts w:hint="default" w:ascii="Times New Roman" w:hAnsi="Times New Roman" w:cs="Times New Roman"/>
+          <w:sz w:val="28"/>
+          <w:szCs w:val="28"/>
+          <w:lang w:val="ru-RU"/>
+        </w:rPr>
+      </w:pPr>
+    </w:p>
+    <w:p>
+      <w:pPr>
+        <w:rPr>
+          <w:rFonts w:hint="default" w:ascii="Times New Roman" w:hAnsi="Times New Roman" w:cs="Times New Roman"/>
+          <w:sz w:val="28"/>
+          <w:szCs w:val="28"/>
+          <w:lang w:val="ru-RU"/>
+        </w:rPr>
+      </w:pPr>
+    </w:p>
+    <w:p>
+      <w:pPr>
+        <w:rPr>
           <w:rFonts w:hint="default"/>
           <w:lang w:val="ru-RU"/>
         </w:rPr>
@@ -3028,7 +3353,7 @@
           <w:lang w:val="ru-RU"/>
         </w:rPr>
       </w:pPr>
-      <w:bookmarkStart w:id="3" w:name="_Toc25676"/>
+      <w:bookmarkStart w:id="3" w:name="_Toc364"/>
       <w:r>
         <w:rPr>
           <w:rFonts w:hint="default" w:ascii="Times New Roman" w:hAnsi="Times New Roman" w:cs="Times New Roman"/>
@@ -3055,7 +3380,7 @@
           <w:lang w:val="ru-RU"/>
         </w:rPr>
       </w:pPr>
-      <w:bookmarkStart w:id="4" w:name="_Toc9518"/>
+      <w:bookmarkStart w:id="4" w:name="_Toc9682"/>
       <w:r>
         <w:rPr>
           <w:rFonts w:hint="default" w:ascii="Times New Roman" w:hAnsi="Times New Roman" w:cs="Times New Roman"/>
@@ -3263,7 +3588,7 @@
           <w:szCs w:val="28"/>
           <w:lang w:val="en-US"/>
         </w:rPr>
-        <w:t>Пользователь создан Администратором и находится на странице входа</w:t>
+        <w:t>Пользователь находится на странице входа</w:t>
       </w:r>
     </w:p>
     <w:p>
@@ -3397,6 +3722,65 @@
     </w:p>
     <w:p>
       <w:pPr>
+        <w:rPr>
+          <w:rFonts w:hint="default"/>
+          <w:sz w:val="28"/>
+          <w:szCs w:val="28"/>
+          <w:lang w:val="en-US"/>
+        </w:rPr>
+      </w:pPr>
+      <w:r>
+        <w:rPr>
+          <w:rFonts w:hint="default"/>
+          <w:b/>
+          <w:bCs/>
+          <w:sz w:val="28"/>
+          <w:szCs w:val="28"/>
+          <w:lang w:val="ru-RU"/>
+        </w:rPr>
+        <w:t>Постусловия</w:t>
+      </w:r>
+      <w:r>
+        <w:rPr>
+          <w:rFonts w:hint="default"/>
+          <w:b/>
+          <w:bCs/>
+          <w:sz w:val="28"/>
+          <w:szCs w:val="28"/>
+          <w:lang w:val="en-US"/>
+        </w:rPr>
+        <w:t>:</w:t>
+      </w:r>
+      <w:r>
+        <w:rPr>
+          <w:rFonts w:hint="default"/>
+          <w:sz w:val="28"/>
+          <w:szCs w:val="28"/>
+          <w:lang w:val="ru-RU"/>
+        </w:rPr>
+        <w:t xml:space="preserve"> Пользователь авторизован, ему доступны функции его роли</w:t>
+      </w:r>
+      <w:r>
+        <w:rPr>
+          <w:rFonts w:hint="default"/>
+          <w:sz w:val="28"/>
+          <w:szCs w:val="28"/>
+          <w:lang w:val="en-US"/>
+        </w:rPr>
+        <w:t xml:space="preserve">, </w:t>
+      </w:r>
+      <w:r>
+        <w:rPr>
+          <w:rFonts w:hint="default"/>
+          <w:sz w:val="28"/>
+          <w:szCs w:val="28"/>
+          <w:lang w:val="ru-RU"/>
+        </w:rPr>
+        <w:t>пользователя перенаправляет система на главное окно его роли</w:t>
+      </w:r>
+    </w:p>
+    <w:p>
+      <w:pPr>
         <w:numPr>
           <w:ilvl w:val="0"/>
           <w:numId w:val="0"/>
@@ -3405,7 +3789,7 @@
           <w:rFonts w:hint="default"/>
           <w:sz w:val="28"/>
           <w:szCs w:val="28"/>
-          <w:lang w:val="en-US"/>
+          <w:lang w:val="ru-RU"/>
         </w:rPr>
       </w:pPr>
       <w:r>
@@ -3428,57 +3812,38 @@
           <w:szCs w:val="28"/>
           <w:lang w:val="en-US"/>
         </w:rPr>
-        <w:t>:</w:t>
-      </w:r>
-      <w:r>
-        <w:rPr>
-          <w:rFonts w:hint="default"/>
-          <w:sz w:val="28"/>
-          <w:szCs w:val="28"/>
-          <w:lang w:val="en-US"/>
-        </w:rPr>
-        <w:t xml:space="preserve"> </w:t>
-      </w:r>
-    </w:p>
-    <w:p>
-      <w:pPr>
-        <w:numPr>
-          <w:ilvl w:val="0"/>
-          <w:numId w:val="0"/>
-        </w:numPr>
-        <w:rPr>
-          <w:rFonts w:hint="default"/>
-          <w:sz w:val="28"/>
-          <w:szCs w:val="28"/>
-          <w:lang w:val="ru-RU"/>
-        </w:rPr>
-      </w:pPr>
-      <w:r>
-        <w:rPr>
-          <w:rFonts w:hint="default"/>
-          <w:sz w:val="28"/>
-          <w:szCs w:val="28"/>
-          <w:lang w:val="en-US"/>
-        </w:rPr>
-        <w:t>3a</w:t>
-      </w:r>
-      <w:r>
-        <w:rPr>
-          <w:rFonts w:hint="default"/>
-          <w:sz w:val="28"/>
-          <w:szCs w:val="28"/>
-          <w:lang w:val="ru-RU"/>
-        </w:rPr>
-        <w:t>. Д</w:t>
-      </w:r>
-      <w:r>
-        <w:rPr>
-          <w:rFonts w:hint="default"/>
-          <w:sz w:val="28"/>
-          <w:szCs w:val="28"/>
-          <w:lang w:val="en-US"/>
-        </w:rPr>
-        <w:t xml:space="preserve">анные неверны: система </w:t>
+        <w:t xml:space="preserve"> (</w:t>
+      </w:r>
+      <w:r>
+        <w:rPr>
+          <w:rFonts w:hint="default"/>
+          <w:b/>
+          <w:bCs/>
+          <w:sz w:val="28"/>
+          <w:szCs w:val="28"/>
+          <w:lang w:val="ru-RU"/>
+        </w:rPr>
+        <w:t>Д</w:t>
+      </w:r>
+      <w:r>
+        <w:rPr>
+          <w:rFonts w:hint="default"/>
+          <w:b/>
+          <w:bCs/>
+          <w:sz w:val="28"/>
+          <w:szCs w:val="28"/>
+          <w:lang w:val="en-US"/>
+        </w:rPr>
+        <w:t xml:space="preserve">анные неверны): </w:t>
+      </w:r>
+      <w:r>
+        <w:rPr>
+          <w:rFonts w:hint="default"/>
+          <w:sz w:val="28"/>
+          <w:szCs w:val="28"/>
+          <w:lang w:val="en-US"/>
+        </w:rPr>
+        <w:t xml:space="preserve">система </w:t>
       </w:r>
       <w:r>
         <w:rPr>
@@ -3497,65 +3862,6 @@
           <w:lang w:val="en-US"/>
         </w:rPr>
         <w:t xml:space="preserve"> сообщение об ошибке и предлагает повторить ввод</w:t>
-      </w:r>
-    </w:p>
-    <w:p>
-      <w:pPr>
-        <w:rPr>
-          <w:rFonts w:hint="default"/>
-          <w:sz w:val="28"/>
-          <w:szCs w:val="28"/>
-          <w:lang w:val="ru-RU"/>
-        </w:rPr>
-      </w:pPr>
-      <w:r>
-        <w:rPr>
-          <w:rFonts w:hint="default"/>
-          <w:b/>
-          <w:bCs/>
-          <w:sz w:val="28"/>
-          <w:szCs w:val="28"/>
-          <w:lang w:val="ru-RU"/>
-        </w:rPr>
-        <w:t>Постусловия</w:t>
-      </w:r>
-      <w:r>
-        <w:rPr>
-          <w:rFonts w:hint="default"/>
-          <w:b/>
-          <w:bCs/>
-          <w:sz w:val="28"/>
-          <w:szCs w:val="28"/>
-          <w:lang w:val="en-US"/>
-        </w:rPr>
-        <w:t>:</w:t>
-      </w:r>
-      <w:r>
-        <w:rPr>
-          <w:rFonts w:hint="default"/>
-          <w:sz w:val="28"/>
-          <w:szCs w:val="28"/>
-          <w:lang w:val="ru-RU"/>
-        </w:rPr>
-        <w:t xml:space="preserve"> Пользователь авторизован, ему доступны функции его роли</w:t>
-      </w:r>
-      <w:r>
-        <w:rPr>
-          <w:rFonts w:hint="default"/>
-          <w:sz w:val="28"/>
-          <w:szCs w:val="28"/>
-          <w:lang w:val="en-US"/>
-        </w:rPr>
-        <w:t xml:space="preserve">, </w:t>
-      </w:r>
-      <w:r>
-        <w:rPr>
-          <w:rFonts w:hint="default"/>
-          <w:sz w:val="28"/>
-          <w:szCs w:val="28"/>
-          <w:lang w:val="ru-RU"/>
-        </w:rPr>
-        <w:t>пользователя перенаправляет система на главное окно его роли</w:t>
       </w:r>
     </w:p>
     <w:p>
@@ -3588,7 +3894,7 @@
                     </pic:cNvPicPr>
                   </pic:nvPicPr>
                   <pic:blipFill>
-                    <a:blip r:embed="rId8"/>
+                    <a:blip r:embed="rId11"/>
                     <a:stretch>
                       <a:fillRect/>
                     </a:stretch>
@@ -3655,7 +3961,7 @@
           <w:lang w:val="ru-RU"/>
         </w:rPr>
       </w:pPr>
-      <w:bookmarkStart w:id="5" w:name="_Toc5575"/>
+      <w:bookmarkStart w:id="5" w:name="_Toc25209"/>
       <w:r>
         <w:rPr>
           <w:rFonts w:hint="default" w:ascii="Times New Roman" w:hAnsi="Times New Roman" w:cs="Times New Roman"/>
@@ -3713,16 +4019,16 @@
           <w:szCs w:val="28"/>
           <w:lang w:val="ru-RU"/>
         </w:rPr>
-        <w:t>Оформить расход (включает прецеденты «Выбрать вид расхода» и «Прикрепить чек»)</w:t>
-      </w:r>
-    </w:p>
-    <w:p>
-      <w:pPr>
-        <w:rPr>
-          <w:rFonts w:hint="default"/>
-          <w:sz w:val="28"/>
-          <w:szCs w:val="28"/>
-          <w:lang w:val="en-US"/>
+        <w:t xml:space="preserve">Оформить расход </w:t>
+      </w:r>
+    </w:p>
+    <w:p>
+      <w:pPr>
+        <w:rPr>
+          <w:rFonts w:hint="default"/>
+          <w:sz w:val="28"/>
+          <w:szCs w:val="28"/>
+          <w:lang w:val="ru-RU"/>
         </w:rPr>
       </w:pPr>
       <w:r>
@@ -3763,16 +4069,25 @@
           <w:szCs w:val="28"/>
           <w:lang w:val="ru-RU"/>
         </w:rPr>
-        <w:t>Сотрудник (а также руководитель отдела через наследование прав сотрудника)</w:t>
-      </w:r>
-      <w:r>
-        <w:rPr>
-          <w:rFonts w:hint="default"/>
-          <w:sz w:val="28"/>
-          <w:szCs w:val="28"/>
-          <w:lang w:val="en-US"/>
-        </w:rPr>
-        <w:t>.</w:t>
+        <w:t>Сотрудник</w:t>
+      </w:r>
+      <w:r>
+        <w:rPr>
+          <w:rFonts w:hint="default"/>
+          <w:sz w:val="28"/>
+          <w:szCs w:val="28"/>
+          <w:lang w:val="en-US"/>
+        </w:rPr>
+        <w:t xml:space="preserve">, </w:t>
+      </w:r>
+      <w:r>
+        <w:rPr>
+          <w:rFonts w:hint="default"/>
+          <w:sz w:val="28"/>
+          <w:szCs w:val="28"/>
+          <w:lang w:val="ru-RU"/>
+        </w:rPr>
+        <w:t>руководитель отдела</w:t>
       </w:r>
     </w:p>
     <w:p>
@@ -3998,7 +4313,7 @@
           <w:rFonts w:hint="default"/>
           <w:sz w:val="28"/>
           <w:szCs w:val="28"/>
-          <w:lang w:val="en-US"/>
+          <w:lang w:val="ru-RU"/>
         </w:rPr>
       </w:pPr>
       <w:r>
@@ -4087,8 +4402,272 @@
       <w:pPr>
         <w:rPr>
           <w:rFonts w:hint="default"/>
-          <w:b/>
-          <w:bCs/>
+          <w:sz w:val="28"/>
+          <w:szCs w:val="28"/>
+          <w:lang w:val="en-US"/>
+        </w:rPr>
+      </w:pPr>
+      <w:r>
+        <w:rPr>
+          <w:rFonts w:hint="default"/>
+          <w:b/>
+          <w:bCs/>
+          <w:sz w:val="28"/>
+          <w:szCs w:val="28"/>
+          <w:lang w:val="ru-RU"/>
+        </w:rPr>
+        <w:t>Постусловия</w:t>
+      </w:r>
+      <w:r>
+        <w:rPr>
+          <w:rFonts w:hint="default"/>
+          <w:b/>
+          <w:bCs/>
+          <w:sz w:val="28"/>
+          <w:szCs w:val="28"/>
+          <w:lang w:val="en-US"/>
+        </w:rPr>
+        <w:t>:</w:t>
+      </w:r>
+      <w:r>
+        <w:rPr>
+          <w:rFonts w:hint="default"/>
+          <w:sz w:val="28"/>
+          <w:szCs w:val="28"/>
+          <w:lang w:val="en-US"/>
+        </w:rPr>
+        <w:t xml:space="preserve"> </w:t>
+      </w:r>
+      <w:r>
+        <w:rPr>
+          <w:rFonts w:hint="default"/>
+          <w:sz w:val="28"/>
+          <w:szCs w:val="28"/>
+          <w:lang w:val="ru-RU"/>
+        </w:rPr>
+        <w:t>Расход сохранен в базе данных, чек сохранен в файловом хранилище, сумма зарезервирована в лимите отдела, заявка ожидает согласования руководителем отдела (или проверки бухгалтером)</w:t>
+      </w:r>
+    </w:p>
+    <w:p>
+      <w:pPr>
+        <w:rPr>
+          <w:rFonts w:hint="default"/>
+          <w:b/>
+          <w:bCs/>
+          <w:sz w:val="28"/>
+          <w:szCs w:val="28"/>
+          <w:lang w:val="en-US"/>
+        </w:rPr>
+      </w:pPr>
+      <w:r>
+        <w:rPr>
+          <w:rFonts w:hint="default"/>
+          <w:b/>
+          <w:bCs/>
+          <w:sz w:val="28"/>
+          <w:szCs w:val="28"/>
+          <w:lang w:val="ru-RU"/>
+        </w:rPr>
+        <w:t xml:space="preserve">Альтернативный поток </w:t>
+      </w:r>
+      <w:r>
+        <w:rPr>
+          <w:rFonts w:hint="default"/>
+          <w:b w:val="0"/>
+          <w:bCs w:val="0"/>
+          <w:sz w:val="28"/>
+          <w:szCs w:val="28"/>
+          <w:lang w:val="ru-RU"/>
+        </w:rPr>
+        <w:t>(</w:t>
+      </w:r>
+      <w:r>
+        <w:rPr>
+          <w:rFonts w:hint="default"/>
+          <w:b w:val="0"/>
+          <w:bCs w:val="0"/>
+          <w:sz w:val="28"/>
+          <w:szCs w:val="28"/>
+          <w:lang w:val="en-US"/>
+        </w:rPr>
+        <w:t xml:space="preserve">Файл с чеком не </w:t>
+      </w:r>
+      <w:r>
+        <w:rPr>
+          <w:rFonts w:hint="default"/>
+          <w:b w:val="0"/>
+          <w:bCs w:val="0"/>
+          <w:sz w:val="28"/>
+          <w:szCs w:val="28"/>
+          <w:lang w:val="ru-RU"/>
+        </w:rPr>
+        <w:t>прикреплён</w:t>
+      </w:r>
+      <w:r>
+        <w:rPr>
+          <w:rFonts w:hint="default"/>
+          <w:b w:val="0"/>
+          <w:bCs w:val="0"/>
+          <w:sz w:val="28"/>
+          <w:szCs w:val="28"/>
+          <w:lang w:val="en-US"/>
+        </w:rPr>
+        <w:t xml:space="preserve"> или имеет неверный формат</w:t>
+      </w:r>
+      <w:r>
+        <w:rPr>
+          <w:rFonts w:hint="default"/>
+          <w:b w:val="0"/>
+          <w:bCs w:val="0"/>
+          <w:sz w:val="28"/>
+          <w:szCs w:val="28"/>
+          <w:lang w:val="ru-RU"/>
+        </w:rPr>
+        <w:t>)</w:t>
+      </w:r>
+      <w:r>
+        <w:rPr>
+          <w:rFonts w:hint="default"/>
+          <w:b w:val="0"/>
+          <w:bCs w:val="0"/>
+          <w:sz w:val="28"/>
+          <w:szCs w:val="28"/>
+          <w:lang w:val="en-US"/>
+        </w:rPr>
+        <w:t>:</w:t>
+      </w:r>
+      <w:r>
+        <w:rPr>
+          <w:rFonts w:hint="default"/>
+          <w:b/>
+          <w:bCs/>
+          <w:sz w:val="28"/>
+          <w:szCs w:val="28"/>
+          <w:lang w:val="ru-RU"/>
+        </w:rPr>
+        <w:t xml:space="preserve"> </w:t>
+      </w:r>
+      <w:r>
+        <w:rPr>
+          <w:rFonts w:hint="default"/>
+          <w:sz w:val="28"/>
+          <w:szCs w:val="28"/>
+          <w:lang w:val="en-US"/>
+        </w:rPr>
+        <w:t>система блокирует сохранение и требует обязательного прикрепления чека.</w:t>
+      </w:r>
+    </w:p>
+    <w:p>
+      <w:pPr>
+        <w:rPr>
+          <w:rFonts w:hint="default"/>
+          <w:b/>
+          <w:bCs/>
+          <w:sz w:val="28"/>
+          <w:szCs w:val="28"/>
+          <w:lang w:val="ru-RU"/>
+        </w:rPr>
+      </w:pPr>
+      <w:r>
+        <w:rPr>
+          <w:rFonts w:hint="default"/>
+          <w:b/>
+          <w:bCs/>
+          <w:sz w:val="28"/>
+          <w:szCs w:val="28"/>
+          <w:lang w:val="ru-RU"/>
+        </w:rPr>
+        <w:t xml:space="preserve">Альтернативный поток </w:t>
+      </w:r>
+      <w:r>
+        <w:rPr>
+          <w:rFonts w:hint="default"/>
+          <w:b w:val="0"/>
+          <w:bCs w:val="0"/>
+          <w:sz w:val="28"/>
+          <w:szCs w:val="28"/>
+          <w:lang w:val="ru-RU"/>
+        </w:rPr>
+        <w:t>(</w:t>
+      </w:r>
+      <w:r>
+        <w:rPr>
+          <w:rFonts w:hint="default"/>
+          <w:b w:val="0"/>
+          <w:bCs w:val="0"/>
+          <w:sz w:val="28"/>
+          <w:szCs w:val="28"/>
+          <w:lang w:val="en-US"/>
+        </w:rPr>
+        <w:t>Сумма расхода превышает доступный остаток лимита по данному виду расходов в отделе</w:t>
+      </w:r>
+      <w:r>
+        <w:rPr>
+          <w:rFonts w:hint="default"/>
+          <w:b w:val="0"/>
+          <w:bCs w:val="0"/>
+          <w:sz w:val="28"/>
+          <w:szCs w:val="28"/>
+          <w:lang w:val="ru-RU"/>
+        </w:rPr>
+        <w:t>)</w:t>
+      </w:r>
+      <w:r>
+        <w:rPr>
+          <w:rFonts w:hint="default"/>
+          <w:b w:val="0"/>
+          <w:bCs w:val="0"/>
+          <w:sz w:val="28"/>
+          <w:szCs w:val="28"/>
+          <w:lang w:val="en-US"/>
+        </w:rPr>
+        <w:t>:</w:t>
+      </w:r>
+      <w:r>
+        <w:rPr>
+          <w:rFonts w:hint="default"/>
+          <w:b/>
+          <w:bCs/>
+          <w:sz w:val="28"/>
+          <w:szCs w:val="28"/>
+          <w:lang w:val="ru-RU"/>
+        </w:rPr>
+        <w:t xml:space="preserve"> </w:t>
+      </w:r>
+      <w:r>
+        <w:rPr>
+          <w:rFonts w:hint="default"/>
+          <w:sz w:val="28"/>
+          <w:szCs w:val="28"/>
+          <w:lang w:val="en-US"/>
+        </w:rPr>
+        <w:t xml:space="preserve">система </w:t>
+      </w:r>
+      <w:r>
+        <w:rPr>
+          <w:rFonts w:hint="default"/>
+          <w:sz w:val="28"/>
+          <w:szCs w:val="28"/>
+          <w:lang w:val="ru-RU"/>
+        </w:rPr>
+        <w:t>выдаёт</w:t>
+      </w:r>
+      <w:r>
+        <w:rPr>
+          <w:rFonts w:hint="default"/>
+          <w:sz w:val="28"/>
+          <w:szCs w:val="28"/>
+          <w:lang w:val="en-US"/>
+        </w:rPr>
+        <w:t xml:space="preserve"> предупреждение о нехватке бюджета, расход не сохраняется.</w:t>
+      </w:r>
+    </w:p>
+    <w:p>
+      <w:pPr>
+        <w:rPr>
+          <w:rFonts w:hint="default"/>
+          <w:b w:val="0"/>
+          <w:bCs w:val="0"/>
           <w:sz w:val="28"/>
           <w:szCs w:val="28"/>
           <w:lang w:val="en-US"/>
@@ -4108,106 +4687,65 @@
       <w:r>
         <w:rPr>
           <w:rFonts w:hint="default"/>
-          <w:b/>
-          <w:bCs/>
-          <w:sz w:val="28"/>
-          <w:szCs w:val="28"/>
-          <w:lang w:val="en-US"/>
-        </w:rPr>
-        <w:t>:</w:t>
-      </w:r>
-    </w:p>
-    <w:p>
-      <w:pPr>
-        <w:rPr>
-          <w:rFonts w:hint="default"/>
-          <w:sz w:val="28"/>
-          <w:szCs w:val="28"/>
-          <w:lang w:val="en-US"/>
-        </w:rPr>
-      </w:pPr>
-      <w:r>
-        <w:rPr>
-          <w:rFonts w:hint="default"/>
-          <w:sz w:val="28"/>
-          <w:szCs w:val="28"/>
-          <w:lang w:val="en-US"/>
-        </w:rPr>
-        <w:t xml:space="preserve">4а. Файл с чеком не </w:t>
-      </w:r>
-      <w:r>
-        <w:rPr>
-          <w:rFonts w:hint="default"/>
-          <w:sz w:val="28"/>
-          <w:szCs w:val="28"/>
-          <w:lang w:val="ru-RU"/>
-        </w:rPr>
-        <w:t>прикреплён</w:t>
-      </w:r>
-      <w:r>
-        <w:rPr>
-          <w:rFonts w:hint="default"/>
-          <w:sz w:val="28"/>
-          <w:szCs w:val="28"/>
-          <w:lang w:val="en-US"/>
-        </w:rPr>
-        <w:t xml:space="preserve"> или имеет неверный формат: система блокирует сохранение и требует обязательного прикрепления чека. </w:t>
-      </w:r>
-    </w:p>
-    <w:p>
-      <w:pPr>
-        <w:rPr>
-          <w:rFonts w:hint="default"/>
-          <w:sz w:val="28"/>
-          <w:szCs w:val="28"/>
-          <w:lang w:val="en-US"/>
-        </w:rPr>
-      </w:pPr>
-      <w:r>
-        <w:rPr>
-          <w:rFonts w:hint="default"/>
-          <w:sz w:val="28"/>
-          <w:szCs w:val="28"/>
-          <w:lang w:val="en-US"/>
-        </w:rPr>
-        <w:t xml:space="preserve">6а. Сумма расхода превышает доступный остаток лимита по данному виду расходов в отделе: система </w:t>
-      </w:r>
-      <w:r>
-        <w:rPr>
-          <w:rFonts w:hint="default"/>
-          <w:sz w:val="28"/>
-          <w:szCs w:val="28"/>
-          <w:lang w:val="ru-RU"/>
-        </w:rPr>
-        <w:t>выдаёт</w:t>
-      </w:r>
-      <w:r>
-        <w:rPr>
-          <w:rFonts w:hint="default"/>
-          <w:sz w:val="28"/>
-          <w:szCs w:val="28"/>
-          <w:lang w:val="en-US"/>
-        </w:rPr>
-        <w:t xml:space="preserve"> предупреждение о нехватке бюджета, расход не сохраняется. </w:t>
-      </w:r>
-    </w:p>
-    <w:p>
-      <w:pPr>
-        <w:rPr>
-          <w:rFonts w:hint="default"/>
-          <w:sz w:val="28"/>
-          <w:szCs w:val="28"/>
-          <w:lang w:val="en-US"/>
-        </w:rPr>
-      </w:pPr>
-      <w:r>
-        <w:rPr>
-          <w:rFonts w:hint="default"/>
-          <w:sz w:val="28"/>
-          <w:szCs w:val="28"/>
-          <w:lang w:val="en-US"/>
-        </w:rPr>
-        <w:t xml:space="preserve">7а. Расход оформляет сам руководитель отдела: система автоматически пропускает этап согласования </w:t>
+          <w:b w:val="0"/>
+          <w:bCs w:val="0"/>
+          <w:sz w:val="28"/>
+          <w:szCs w:val="28"/>
+          <w:lang w:val="ru-RU"/>
+        </w:rPr>
+        <w:t xml:space="preserve"> (</w:t>
+      </w:r>
+      <w:r>
+        <w:rPr>
+          <w:rFonts w:hint="default"/>
+          <w:b w:val="0"/>
+          <w:bCs w:val="0"/>
+          <w:sz w:val="28"/>
+          <w:szCs w:val="28"/>
+          <w:lang w:val="en-US"/>
+        </w:rPr>
+        <w:t>Расход оформляет сам руководитель отдела</w:t>
+      </w:r>
+      <w:r>
+        <w:rPr>
+          <w:rFonts w:hint="default"/>
+          <w:b w:val="0"/>
+          <w:bCs w:val="0"/>
+          <w:sz w:val="28"/>
+          <w:szCs w:val="28"/>
+          <w:lang w:val="ru-RU"/>
+        </w:rPr>
+        <w:t>)</w:t>
+      </w:r>
+      <w:r>
+        <w:rPr>
+          <w:rFonts w:hint="default"/>
+          <w:b w:val="0"/>
+          <w:bCs w:val="0"/>
+          <w:sz w:val="28"/>
+          <w:szCs w:val="28"/>
+          <w:lang w:val="en-US"/>
+        </w:rPr>
+        <w:t xml:space="preserve"> :</w:t>
+      </w:r>
+    </w:p>
+    <w:p>
+      <w:pPr>
+        <w:rPr>
+          <w:rFonts w:hint="default"/>
+          <w:sz w:val="28"/>
+          <w:szCs w:val="28"/>
+          <w:lang w:val="en-US"/>
+        </w:rPr>
+      </w:pPr>
+      <w:r>
+        <w:rPr>
+          <w:rFonts w:hint="default"/>
+          <w:sz w:val="28"/>
+          <w:szCs w:val="28"/>
+          <w:lang w:val="en-US"/>
+        </w:rPr>
+        <w:t xml:space="preserve">система автоматически пропускает этап согласования </w:t>
       </w:r>
       <w:r>
         <w:rPr>
@@ -4226,56 +4764,6 @@
           <w:lang w:val="en-US"/>
         </w:rPr>
         <w:t>и присваивает заявке статус «На проверке в бухгалтерии».</w:t>
-      </w:r>
-    </w:p>
-    <w:p>
-      <w:pPr>
-        <w:rPr>
-          <w:rFonts w:hint="default"/>
-          <w:sz w:val="28"/>
-          <w:szCs w:val="28"/>
-          <w:lang w:val="en-US"/>
-        </w:rPr>
-      </w:pPr>
-      <w:r>
-        <w:rPr>
-          <w:rFonts w:hint="default"/>
-          <w:b/>
-          <w:bCs/>
-          <w:sz w:val="28"/>
-          <w:szCs w:val="28"/>
-          <w:lang w:val="ru-RU"/>
-        </w:rPr>
-        <w:t>Постусловия</w:t>
-      </w:r>
-      <w:r>
-        <w:rPr>
-          <w:rFonts w:hint="default"/>
-          <w:b/>
-          <w:bCs/>
-          <w:sz w:val="28"/>
-          <w:szCs w:val="28"/>
-          <w:lang w:val="en-US"/>
-        </w:rPr>
-        <w:t>:</w:t>
-      </w:r>
-      <w:r>
-        <w:rPr>
-          <w:rFonts w:hint="default"/>
-          <w:sz w:val="28"/>
-          <w:szCs w:val="28"/>
-          <w:lang w:val="en-US"/>
-        </w:rPr>
-        <w:t xml:space="preserve"> </w:t>
-      </w:r>
-      <w:r>
-        <w:rPr>
-          <w:rFonts w:hint="default"/>
-          <w:sz w:val="28"/>
-          <w:szCs w:val="28"/>
-          <w:lang w:val="ru-RU"/>
-        </w:rPr>
-        <w:t>Расход сохранен в базе данных, сумма зарезервирована в лимите отдела, заявка ожидает согласования руководителем отдела (или проверки бухгалтером)</w:t>
       </w:r>
     </w:p>
     <w:p>
@@ -4308,7 +4796,7 @@
                     </pic:cNvPicPr>
                   </pic:nvPicPr>
                   <pic:blipFill>
-                    <a:blip r:embed="rId9"/>
+                    <a:blip r:embed="rId12"/>
                     <a:stretch>
                       <a:fillRect/>
                     </a:stretch>
@@ -4380,7 +4868,7 @@
                     </pic:cNvPicPr>
                   </pic:nvPicPr>
                   <pic:blipFill>
-                    <a:blip r:embed="rId10"/>
+                    <a:blip r:embed="rId13"/>
                     <a:stretch>
                       <a:fillRect/>
                     </a:stretch>
@@ -4489,7 +4977,7 @@
           <w:lang w:val="ru-RU"/>
         </w:rPr>
       </w:pPr>
-      <w:bookmarkStart w:id="6" w:name="_Toc8811"/>
+      <w:bookmarkStart w:id="6" w:name="_Toc3180"/>
       <w:r>
         <w:rPr>
           <w:rFonts w:hint="default" w:ascii="Times New Roman" w:hAnsi="Times New Roman" w:cs="Times New Roman"/>
@@ -4864,23 +5352,21 @@
         </w:numPr>
         <w:rPr>
           <w:rFonts w:hint="default"/>
-          <w:b/>
-          <w:bCs/>
-          <w:sz w:val="28"/>
-          <w:szCs w:val="28"/>
-          <w:lang w:val="en-US"/>
-        </w:rPr>
-      </w:pPr>
-      <w:r>
-        <w:rPr>
-          <w:rFonts w:hint="default"/>
-          <w:b/>
-          <w:bCs/>
-          <w:sz w:val="28"/>
-          <w:szCs w:val="28"/>
-          <w:lang w:val="ru-RU"/>
-        </w:rPr>
-        <w:t>Альтернативный поток</w:t>
+          <w:sz w:val="28"/>
+          <w:szCs w:val="28"/>
+          <w:lang w:val="ru-RU"/>
+        </w:rPr>
+      </w:pPr>
+      <w:r>
+        <w:rPr>
+          <w:rFonts w:hint="default"/>
+          <w:b/>
+          <w:bCs/>
+          <w:sz w:val="28"/>
+          <w:szCs w:val="28"/>
+          <w:lang w:val="ru-RU"/>
+        </w:rPr>
+        <w:t>Постусловия</w:t>
       </w:r>
       <w:r>
         <w:rPr>
@@ -4892,6 +5378,15 @@
           <w:lang w:val="en-US"/>
         </w:rPr>
         <w:t>:</w:t>
+      </w:r>
+      <w:r>
+        <w:rPr>
+          <w:rFonts w:hint="default"/>
+          <w:sz w:val="28"/>
+          <w:szCs w:val="28"/>
+          <w:lang w:val="en-US"/>
+        </w:rPr>
+        <w:t xml:space="preserve"> история личных расходов и статусы заявок просмотрены.</w:t>
       </w:r>
     </w:p>
     <w:p>
@@ -4910,11 +5405,33 @@
       <w:r>
         <w:rPr>
           <w:rFonts w:hint="default"/>
-          <w:sz w:val="28"/>
-          <w:szCs w:val="28"/>
-          <w:lang w:val="en-US"/>
-        </w:rPr>
-        <w:t xml:space="preserve">2а. Пользователь </w:t>
+          <w:b/>
+          <w:bCs/>
+          <w:sz w:val="28"/>
+          <w:szCs w:val="28"/>
+          <w:lang w:val="ru-RU"/>
+        </w:rPr>
+        <w:t xml:space="preserve">Альтернативный поток </w:t>
+      </w:r>
+      <w:r>
+        <w:rPr>
+          <w:rFonts w:hint="default"/>
+          <w:b w:val="0"/>
+          <w:bCs w:val="0"/>
+          <w:sz w:val="28"/>
+          <w:szCs w:val="28"/>
+          <w:lang w:val="ru-RU"/>
+        </w:rPr>
+        <w:t>(</w:t>
+      </w:r>
+      <w:r>
+        <w:rPr>
+          <w:rFonts w:hint="default"/>
+          <w:sz w:val="28"/>
+          <w:szCs w:val="28"/>
+          <w:lang w:val="en-US"/>
+        </w:rPr>
+        <w:t xml:space="preserve">Пользователь </w:t>
       </w:r>
       <w:r>
         <w:rPr>
@@ -4932,38 +5449,24 @@
           <w:szCs w:val="28"/>
           <w:lang w:val="en-US"/>
         </w:rPr>
-        <w:t xml:space="preserve"> не оформлял покупок: система отображает пустую таблицу с предложением добавить первый расход.</w:t>
-      </w:r>
-    </w:p>
-    <w:p>
-      <w:pPr>
-        <w:numPr>
-          <w:ilvl w:val="0"/>
-          <w:numId w:val="0"/>
-        </w:numPr>
-        <w:rPr>
-          <w:rFonts w:hint="default"/>
-          <w:sz w:val="28"/>
-          <w:szCs w:val="28"/>
-          <w:lang w:val="en-US"/>
-        </w:rPr>
-      </w:pPr>
-      <w:r>
-        <w:rPr>
-          <w:rFonts w:hint="default"/>
-          <w:b/>
-          <w:bCs/>
-          <w:sz w:val="28"/>
-          <w:szCs w:val="28"/>
-          <w:lang w:val="ru-RU"/>
-        </w:rPr>
-        <w:t>Постусловия</w:t>
-      </w:r>
-      <w:r>
-        <w:rPr>
-          <w:rFonts w:hint="default"/>
-          <w:b/>
-          <w:bCs/>
+        <w:t xml:space="preserve"> не оформлял покупок</w:t>
+      </w:r>
+      <w:r>
+        <w:rPr>
+          <w:rFonts w:hint="default"/>
+          <w:b w:val="0"/>
+          <w:bCs w:val="0"/>
+          <w:sz w:val="28"/>
+          <w:szCs w:val="28"/>
+          <w:lang w:val="ru-RU"/>
+        </w:rPr>
+        <w:t>)</w:t>
+      </w:r>
+      <w:r>
+        <w:rPr>
+          <w:rFonts w:hint="default"/>
+          <w:b w:val="0"/>
+          <w:bCs w:val="0"/>
           <w:sz w:val="28"/>
           <w:szCs w:val="28"/>
           <w:lang w:val="en-US"/>
@@ -4977,7 +5480,7 @@
           <w:szCs w:val="28"/>
           <w:lang w:val="en-US"/>
         </w:rPr>
-        <w:t xml:space="preserve"> история личных расходов и статусы заявок просмотрены.</w:t>
+        <w:t xml:space="preserve">система </w:t>
       </w:r>
     </w:p>
     <w:p>
@@ -5000,7 +5503,7 @@
                     </pic:cNvPicPr>
                   </pic:nvPicPr>
                   <pic:blipFill>
-                    <a:blip r:embed="rId11"/>
+                    <a:blip r:embed="rId14"/>
                     <a:stretch>
                       <a:fillRect/>
                     </a:stretch>
@@ -5069,7 +5572,7 @@
           <w:lang w:val="ru-RU"/>
         </w:rPr>
       </w:pPr>
-      <w:bookmarkStart w:id="7" w:name="_Toc14499"/>
+      <w:bookmarkStart w:id="7" w:name="_Toc5777"/>
       <w:r>
         <w:rPr>
           <w:rFonts w:hint="default" w:ascii="Times New Roman" w:hAnsi="Times New Roman" w:cs="Times New Roman"/>
@@ -5110,7 +5613,7 @@
           <w:szCs w:val="28"/>
           <w:lang w:val="ru-RU"/>
         </w:rPr>
-        <w:t xml:space="preserve"> согласовать расход сотрудника (включает прецедент «Согласовать / Отклонить»).</w:t>
+        <w:t xml:space="preserve"> согласовать расход сотрудника </w:t>
       </w:r>
     </w:p>
     <w:p>
@@ -5155,30 +5658,52 @@
       <w:r>
         <w:rPr>
           <w:rFonts w:hint="default"/>
-          <w:sz w:val="28"/>
-          <w:szCs w:val="28"/>
-          <w:lang w:val="ru-RU"/>
-        </w:rPr>
-        <w:t>Цель: подтвердить целесообразность покупки сотрудника для нужд отдела перед передачей чека в бухгалтерию.</w:t>
-      </w:r>
-    </w:p>
-    <w:p>
-      <w:pPr>
-        <w:rPr>
-          <w:rFonts w:hint="default"/>
-          <w:sz w:val="28"/>
-          <w:szCs w:val="28"/>
-          <w:lang w:val="ru-RU"/>
-        </w:rPr>
-      </w:pPr>
-      <w:r>
-        <w:rPr>
-          <w:rFonts w:hint="default"/>
-          <w:sz w:val="28"/>
-          <w:szCs w:val="28"/>
-          <w:lang w:val="ru-RU"/>
-        </w:rPr>
-        <w:t>Предусловия: руководитель отдела авторизован в системе, в системе есть заявки сотрудников его отдела со статусом «На согласовании».</w:t>
+          <w:b/>
+          <w:bCs/>
+          <w:sz w:val="28"/>
+          <w:szCs w:val="28"/>
+          <w:lang w:val="ru-RU"/>
+        </w:rPr>
+        <w:t>Цель:</w:t>
+      </w:r>
+      <w:r>
+        <w:rPr>
+          <w:rFonts w:hint="default"/>
+          <w:sz w:val="28"/>
+          <w:szCs w:val="28"/>
+          <w:lang w:val="ru-RU"/>
+        </w:rPr>
+        <w:t xml:space="preserve"> подтвердить целесообразность покупки сотрудника для нужд отдела перед передачей чека в бухгалтерию.</w:t>
+      </w:r>
+    </w:p>
+    <w:p>
+      <w:pPr>
+        <w:rPr>
+          <w:rFonts w:hint="default"/>
+          <w:sz w:val="28"/>
+          <w:szCs w:val="28"/>
+          <w:lang w:val="ru-RU"/>
+        </w:rPr>
+      </w:pPr>
+      <w:r>
+        <w:rPr>
+          <w:rFonts w:hint="default"/>
+          <w:b/>
+          <w:bCs/>
+          <w:sz w:val="28"/>
+          <w:szCs w:val="28"/>
+          <w:lang w:val="ru-RU"/>
+        </w:rPr>
+        <w:t>Предусловия:</w:t>
+      </w:r>
+      <w:r>
+        <w:rPr>
+          <w:rFonts w:hint="default"/>
+          <w:sz w:val="28"/>
+          <w:szCs w:val="28"/>
+          <w:lang w:val="ru-RU"/>
+        </w:rPr>
+        <w:t xml:space="preserve"> руководитель отдела авторизован в системе, в системе есть заявки сотрудников его отдела со статусом «На согласовании».</w:t>
       </w:r>
     </w:p>
     <w:p>
@@ -5303,18 +5828,18 @@
       <w:pPr>
         <w:rPr>
           <w:rFonts w:hint="default"/>
-          <w:b/>
-          <w:bCs/>
-          <w:sz w:val="28"/>
-          <w:szCs w:val="28"/>
-          <w:lang w:val="ru-RU"/>
-        </w:rPr>
-      </w:pPr>
-      <w:r>
-        <w:rPr>
-          <w:rFonts w:hint="default"/>
-          <w:b/>
-          <w:bCs/>
+          <w:b w:val="0"/>
+          <w:bCs w:val="0"/>
+          <w:sz w:val="28"/>
+          <w:szCs w:val="28"/>
+          <w:lang w:val="ru-RU"/>
+        </w:rPr>
+      </w:pPr>
+      <w:r>
+        <w:rPr>
+          <w:rFonts w:hint="default"/>
+          <w:b w:val="0"/>
+          <w:bCs w:val="0"/>
           <w:sz w:val="28"/>
           <w:szCs w:val="28"/>
           <w:lang w:val="ru-RU"/>
@@ -5326,67 +5851,38 @@
       <w:pPr>
         <w:rPr>
           <w:rFonts w:hint="default"/>
-          <w:b/>
-          <w:bCs/>
-          <w:sz w:val="28"/>
-          <w:szCs w:val="28"/>
-          <w:lang w:val="ru-RU"/>
-        </w:rPr>
-      </w:pPr>
-      <w:r>
-        <w:rPr>
-          <w:rFonts w:hint="default"/>
-          <w:b/>
-          <w:bCs/>
-          <w:sz w:val="28"/>
-          <w:szCs w:val="28"/>
-          <w:lang w:val="ru-RU"/>
-        </w:rPr>
-        <w:t>Альтернативный поток:</w:t>
-      </w:r>
-    </w:p>
-    <w:p>
-      <w:pPr>
-        <w:rPr>
-          <w:rFonts w:hint="default"/>
-          <w:sz w:val="28"/>
-          <w:szCs w:val="28"/>
-          <w:lang w:val="ru-RU"/>
-        </w:rPr>
-      </w:pPr>
-      <w:r>
-        <w:rPr>
-          <w:rFonts w:hint="default"/>
-          <w:sz w:val="28"/>
-          <w:szCs w:val="28"/>
-          <w:lang w:val="ru-RU"/>
-        </w:rPr>
-        <w:t>4а. Покупка нецелесообразна для отдела или выбрана неверная категория: руководитель нажимает «Отклонить», указывает причину, статус меняется на «Отклонено», а зарезервированная сумма возвращается в доступный лимит отдела.</w:t>
-      </w:r>
-    </w:p>
-    <w:p>
-      <w:pPr>
-        <w:rPr>
-          <w:rFonts w:hint="default"/>
-          <w:sz w:val="28"/>
-          <w:szCs w:val="28"/>
-          <w:lang w:val="ru-RU"/>
-        </w:rPr>
-      </w:pPr>
-      <w:r>
-        <w:rPr>
-          <w:rFonts w:hint="default"/>
-          <w:sz w:val="28"/>
-          <w:szCs w:val="28"/>
-          <w:lang w:val="ru-RU"/>
-        </w:rPr>
-        <w:t xml:space="preserve">Постусловия: заявка согласована руководителем и передана на проверку </w:t>
-      </w:r>
-    </w:p>
-    <w:p>
-      <w:pPr>
-        <w:rPr>
-          <w:rFonts w:hint="default"/>
+          <w:sz w:val="28"/>
+          <w:szCs w:val="28"/>
+          <w:lang w:val="ru-RU"/>
+        </w:rPr>
+      </w:pPr>
+      <w:r>
+        <w:rPr>
+          <w:rFonts w:hint="default"/>
+          <w:b/>
+          <w:bCs/>
+          <w:sz w:val="28"/>
+          <w:szCs w:val="28"/>
+          <w:lang w:val="ru-RU"/>
+        </w:rPr>
+        <w:t>Постусловия:</w:t>
+      </w:r>
+      <w:r>
+        <w:rPr>
+          <w:rFonts w:hint="default"/>
+          <w:sz w:val="28"/>
+          <w:szCs w:val="28"/>
+          <w:lang w:val="ru-RU"/>
+        </w:rPr>
+        <w:t xml:space="preserve"> заявка согласована руководителем и передана на проверку </w:t>
+      </w:r>
+    </w:p>
+    <w:p>
+      <w:pPr>
+        <w:rPr>
+          <w:rFonts w:hint="default"/>
+          <w:b/>
+          <w:bCs/>
           <w:sz w:val="28"/>
           <w:szCs w:val="28"/>
           <w:lang w:val="ru-RU"/>
@@ -5400,6 +5896,56 @@
           <w:lang w:val="ru-RU"/>
         </w:rPr>
         <w:t>бухгалтеру (или отклонена с освобождением резерва лимита).</w:t>
+      </w:r>
+    </w:p>
+    <w:p>
+      <w:pPr>
+        <w:rPr>
+          <w:rFonts w:hint="default"/>
+          <w:sz w:val="28"/>
+          <w:szCs w:val="28"/>
+          <w:lang w:val="ru-RU"/>
+        </w:rPr>
+      </w:pPr>
+      <w:r>
+        <w:rPr>
+          <w:rFonts w:hint="default"/>
+          <w:b/>
+          <w:bCs/>
+          <w:sz w:val="28"/>
+          <w:szCs w:val="28"/>
+          <w:lang w:val="ru-RU"/>
+        </w:rPr>
+        <w:t>Альтернативный поток (</w:t>
+      </w:r>
+      <w:r>
+        <w:rPr>
+          <w:rFonts w:hint="default"/>
+          <w:sz w:val="28"/>
+          <w:szCs w:val="28"/>
+          <w:lang w:val="ru-RU"/>
+        </w:rPr>
+        <w:t>Покупка нецелесообразна для отдела или выбрана неверная категория</w:t>
+      </w:r>
+      <w:r>
+        <w:rPr>
+          <w:rFonts w:hint="default"/>
+          <w:b/>
+          <w:bCs/>
+          <w:sz w:val="28"/>
+          <w:szCs w:val="28"/>
+          <w:lang w:val="ru-RU"/>
+        </w:rPr>
+        <w:t xml:space="preserve">): </w:t>
+      </w:r>
+      <w:r>
+        <w:rPr>
+          <w:rFonts w:hint="default"/>
+          <w:sz w:val="28"/>
+          <w:szCs w:val="28"/>
+          <w:lang w:val="ru-RU"/>
+        </w:rPr>
+        <w:t>руководитель нажимает «Отклонить», указывает причину, статус меняется на «Отклонено», а зарезервированная сумма возвращается в доступный лимит отдела.</w:t>
       </w:r>
     </w:p>
     <w:p>
@@ -5432,7 +5978,7 @@
                     </pic:cNvPicPr>
                   </pic:nvPicPr>
                   <pic:blipFill>
-                    <a:blip r:embed="rId12"/>
+                    <a:blip r:embed="rId15"/>
                     <a:stretch>
                       <a:fillRect/>
                     </a:stretch>
@@ -5508,7 +6054,7 @@
                     </pic:cNvPicPr>
                   </pic:nvPicPr>
                   <pic:blipFill>
-                    <a:blip r:embed="rId13"/>
+                    <a:blip r:embed="rId16"/>
                     <a:stretch>
                       <a:fillRect/>
                     </a:stretch>
@@ -5544,7 +6090,6 @@
           <w:lang w:val="ru-RU"/>
         </w:rPr>
       </w:pPr>
-      <w:bookmarkStart w:id="8" w:name="_Toc31554"/>
       <w:r>
         <w:rPr>
           <w:rFonts w:hint="default" w:ascii="Times New Roman" w:hAnsi="Times New Roman" w:cs="Times New Roman"/>
@@ -5570,6 +6115,7 @@
           <w:lang w:val="ru-RU"/>
         </w:rPr>
       </w:pPr>
+      <w:bookmarkStart w:id="8" w:name="_Toc10519"/>
       <w:r>
         <w:rPr>
           <w:rFonts w:hint="default" w:ascii="Times New Roman" w:hAnsi="Times New Roman" w:cs="Times New Roman"/>
@@ -5623,49 +6169,82 @@
       <w:r>
         <w:rPr>
           <w:rFonts w:hint="default"/>
-          <w:sz w:val="28"/>
-          <w:szCs w:val="28"/>
-          <w:lang w:val="ru-RU"/>
-        </w:rPr>
-        <w:t>Роль: руководитель отдела.</w:t>
-      </w:r>
-    </w:p>
-    <w:p>
-      <w:pPr>
-        <w:rPr>
-          <w:rFonts w:hint="default"/>
-          <w:sz w:val="28"/>
-          <w:szCs w:val="28"/>
-          <w:lang w:val="ru-RU"/>
-        </w:rPr>
-      </w:pPr>
-      <w:r>
-        <w:rPr>
-          <w:rFonts w:hint="default"/>
-          <w:sz w:val="28"/>
-          <w:szCs w:val="28"/>
-          <w:lang w:val="ru-RU"/>
-        </w:rPr>
-        <w:t>Цель: проконтролировать остатки месячных лимитов подразделения, перенесённые средства и статистику трат сотрудников отдела.</w:t>
-      </w:r>
-    </w:p>
-    <w:p>
-      <w:pPr>
-        <w:rPr>
-          <w:rFonts w:hint="default"/>
-          <w:sz w:val="28"/>
-          <w:szCs w:val="28"/>
-          <w:lang w:val="ru-RU"/>
-        </w:rPr>
-      </w:pPr>
-      <w:r>
-        <w:rPr>
-          <w:rFonts w:hint="default"/>
-          <w:sz w:val="28"/>
-          <w:szCs w:val="28"/>
-          <w:lang w:val="ru-RU"/>
-        </w:rPr>
-        <w:t>Предусловия: руководитель отдела авторизован в системе.</w:t>
+          <w:b/>
+          <w:bCs/>
+          <w:sz w:val="28"/>
+          <w:szCs w:val="28"/>
+          <w:lang w:val="ru-RU"/>
+        </w:rPr>
+        <w:t>Роль:</w:t>
+      </w:r>
+      <w:r>
+        <w:rPr>
+          <w:rFonts w:hint="default"/>
+          <w:sz w:val="28"/>
+          <w:szCs w:val="28"/>
+          <w:lang w:val="ru-RU"/>
+        </w:rPr>
+        <w:t xml:space="preserve"> руководитель отдела.</w:t>
+      </w:r>
+    </w:p>
+    <w:p>
+      <w:pPr>
+        <w:rPr>
+          <w:rFonts w:hint="default"/>
+          <w:sz w:val="28"/>
+          <w:szCs w:val="28"/>
+          <w:lang w:val="ru-RU"/>
+        </w:rPr>
+      </w:pPr>
+      <w:r>
+        <w:rPr>
+          <w:rFonts w:hint="default"/>
+          <w:b/>
+          <w:bCs/>
+          <w:sz w:val="28"/>
+          <w:szCs w:val="28"/>
+          <w:lang w:val="ru-RU"/>
+        </w:rPr>
+        <w:t>Цель:</w:t>
+      </w:r>
+      <w:r>
+        <w:rPr>
+          <w:rFonts w:hint="default"/>
+          <w:sz w:val="28"/>
+          <w:szCs w:val="28"/>
+          <w:lang w:val="ru-RU"/>
+        </w:rPr>
+        <w:t xml:space="preserve"> проконтролировать остатки месячных лимитов отдела, перенесённые средства и статистику трат сотрудников отдела.</w:t>
+      </w:r>
+    </w:p>
+    <w:p>
+      <w:pPr>
+        <w:rPr>
+          <w:rFonts w:hint="default"/>
+          <w:sz w:val="28"/>
+          <w:szCs w:val="28"/>
+          <w:lang w:val="ru-RU"/>
+        </w:rPr>
+      </w:pPr>
+      <w:r>
+        <w:rPr>
+          <w:rFonts w:hint="default"/>
+          <w:b/>
+          <w:bCs/>
+          <w:sz w:val="28"/>
+          <w:szCs w:val="28"/>
+          <w:lang w:val="ru-RU"/>
+        </w:rPr>
+        <w:t>Предусловия:</w:t>
+      </w:r>
+      <w:r>
+        <w:rPr>
+          <w:rFonts w:hint="default"/>
+          <w:sz w:val="28"/>
+          <w:szCs w:val="28"/>
+          <w:lang w:val="ru-RU"/>
+        </w:rPr>
+        <w:t xml:space="preserve"> руководитель отдела авторизован в системе.</w:t>
       </w:r>
     </w:p>
     <w:p>
@@ -5771,48 +6350,6 @@
       <w:pPr>
         <w:rPr>
           <w:rFonts w:hint="default"/>
-          <w:b/>
-          <w:bCs/>
-          <w:sz w:val="28"/>
-          <w:szCs w:val="28"/>
-          <w:lang w:val="ru-RU"/>
-        </w:rPr>
-      </w:pPr>
-      <w:r>
-        <w:rPr>
-          <w:rFonts w:hint="default"/>
-          <w:b/>
-          <w:bCs/>
-          <w:sz w:val="28"/>
-          <w:szCs w:val="28"/>
-          <w:lang w:val="ru-RU"/>
-        </w:rPr>
-        <w:t>Альтернативный поток:</w:t>
-      </w:r>
-    </w:p>
-    <w:p>
-      <w:pPr>
-        <w:rPr>
-          <w:rFonts w:hint="default"/>
-          <w:sz w:val="28"/>
-          <w:szCs w:val="28"/>
-          <w:lang w:val="ru-RU"/>
-        </w:rPr>
-      </w:pPr>
-      <w:r>
-        <w:rPr>
-          <w:rFonts w:hint="default"/>
-          <w:sz w:val="28"/>
-          <w:szCs w:val="28"/>
-          <w:lang w:val="ru-RU"/>
-        </w:rPr>
-        <w:t>2а. Лимиты на текущий месяц ещё не установлены бухгалтером: система выводит сообщение о том, что бюджет на выбранный период не сформирован.</w:t>
-      </w:r>
-    </w:p>
-    <w:p>
-      <w:pPr>
-        <w:rPr>
-          <w:rFonts w:hint="default"/>
           <w:sz w:val="28"/>
           <w:szCs w:val="28"/>
           <w:lang w:val="ru-RU"/>
@@ -5837,6 +6374,58 @@
           <w:lang w:val="ru-RU"/>
         </w:rPr>
         <w:t xml:space="preserve"> данные о состоянии бюджета и расходах отдела просмотрены.</w:t>
+      </w:r>
+    </w:p>
+    <w:p>
+      <w:pPr>
+        <w:rPr>
+          <w:rFonts w:hint="default"/>
+          <w:b/>
+          <w:bCs/>
+          <w:sz w:val="28"/>
+          <w:szCs w:val="28"/>
+          <w:lang w:val="ru-RU"/>
+        </w:rPr>
+      </w:pPr>
+      <w:r>
+        <w:rPr>
+          <w:rFonts w:hint="default"/>
+          <w:b/>
+          <w:bCs/>
+          <w:sz w:val="28"/>
+          <w:szCs w:val="28"/>
+          <w:lang w:val="ru-RU"/>
+        </w:rPr>
+        <w:t>Альтернативный поток (</w:t>
+      </w:r>
+      <w:r>
+        <w:rPr>
+          <w:rFonts w:hint="default"/>
+          <w:sz w:val="28"/>
+          <w:szCs w:val="28"/>
+          <w:lang w:val="ru-RU"/>
+        </w:rPr>
+        <w:t>Лимиты на текущий месяц ещё не установлены бухгалтером</w:t>
+      </w:r>
+      <w:r>
+        <w:rPr>
+          <w:rFonts w:hint="default"/>
+          <w:b/>
+          <w:bCs/>
+          <w:sz w:val="28"/>
+          <w:szCs w:val="28"/>
+          <w:lang w:val="ru-RU"/>
+        </w:rPr>
+        <w:t xml:space="preserve">): </w:t>
+      </w:r>
+      <w:r>
+        <w:rPr>
+          <w:rFonts w:hint="default"/>
+          <w:sz w:val="28"/>
+          <w:szCs w:val="28"/>
+          <w:lang w:val="ru-RU"/>
+        </w:rPr>
+        <w:t>система выводит сообщение о том, что бюджет на выбранный период не сформирован.</w:t>
       </w:r>
     </w:p>
     <w:p>
@@ -5869,7 +6458,7 @@
                     </pic:cNvPicPr>
                   </pic:nvPicPr>
                   <pic:blipFill>
-                    <a:blip r:embed="rId14"/>
+                    <a:blip r:embed="rId17"/>
                     <a:stretch>
                       <a:fillRect/>
                     </a:stretch>
@@ -5905,7 +6494,6 @@
           <w:lang w:val="ru-RU"/>
         </w:rPr>
       </w:pPr>
-      <w:bookmarkStart w:id="9" w:name="_Toc13949"/>
       <w:r>
         <w:rPr>
           <w:rFonts w:hint="default" w:ascii="Times New Roman" w:hAnsi="Times New Roman" w:cs="Times New Roman"/>
@@ -5951,6 +6539,7 @@
           <w:lang w:val="ru-RU"/>
         </w:rPr>
       </w:pPr>
+      <w:bookmarkStart w:id="9" w:name="_Toc17359"/>
       <w:r>
         <w:rPr>
           <w:rFonts w:hint="default" w:ascii="Times New Roman" w:hAnsi="Times New Roman" w:cs="Times New Roman"/>
@@ -6311,23 +6900,34 @@
         </w:numPr>
         <w:rPr>
           <w:rFonts w:hint="default"/>
-          <w:b/>
-          <w:bCs/>
-          <w:sz w:val="28"/>
-          <w:szCs w:val="28"/>
-          <w:lang w:val="ru-RU"/>
-        </w:rPr>
-      </w:pPr>
-      <w:r>
-        <w:rPr>
-          <w:rFonts w:hint="default"/>
-          <w:b/>
-          <w:bCs/>
-          <w:sz w:val="28"/>
-          <w:szCs w:val="28"/>
-          <w:lang w:val="ru-RU"/>
-        </w:rPr>
-        <w:t>Альтернативный поток:</w:t>
+          <w:b w:val="0"/>
+          <w:bCs w:val="0"/>
+          <w:sz w:val="28"/>
+          <w:szCs w:val="28"/>
+          <w:lang w:val="ru-RU"/>
+        </w:rPr>
+      </w:pPr>
+      <w:r>
+        <w:rPr>
+          <w:rFonts w:hint="default"/>
+          <w:b/>
+          <w:bCs/>
+          <w:sz w:val="28"/>
+          <w:szCs w:val="28"/>
+          <w:lang w:val="ru-RU"/>
+        </w:rPr>
+        <w:t xml:space="preserve">Постусловия: </w:t>
+      </w:r>
+      <w:r>
+        <w:rPr>
+          <w:rFonts w:hint="default"/>
+          <w:b w:val="0"/>
+          <w:bCs w:val="0"/>
+          <w:sz w:val="28"/>
+          <w:szCs w:val="28"/>
+          <w:lang w:val="ru-RU"/>
+        </w:rPr>
+        <w:t>расход получает финальный статус «Одобрено» и учитывается в отчётности на возмещение средств (или отклоняется).</w:t>
       </w:r>
     </w:p>
     <w:p>
@@ -6338,13 +6938,46 @@
         </w:numPr>
         <w:rPr>
           <w:rFonts w:hint="default"/>
+          <w:b/>
+          <w:bCs/>
+          <w:sz w:val="28"/>
+          <w:szCs w:val="28"/>
+          <w:lang w:val="ru-RU"/>
+        </w:rPr>
+      </w:pPr>
+      <w:r>
+        <w:rPr>
+          <w:rFonts w:hint="default"/>
+          <w:b/>
+          <w:bCs/>
+          <w:sz w:val="28"/>
+          <w:szCs w:val="28"/>
+          <w:lang w:val="ru-RU"/>
+        </w:rPr>
+        <w:t>Альтернативный поток (</w:t>
+      </w:r>
+      <w:r>
+        <w:rPr>
+          <w:rFonts w:hint="default"/>
           <w:b w:val="0"/>
           <w:bCs w:val="0"/>
           <w:sz w:val="28"/>
           <w:szCs w:val="28"/>
           <w:lang w:val="ru-RU"/>
         </w:rPr>
-      </w:pPr>
+        <w:t>Чек нечитаемый или сумма не совпадает</w:t>
+      </w:r>
+      <w:r>
+        <w:rPr>
+          <w:rFonts w:hint="default"/>
+          <w:b/>
+          <w:bCs/>
+          <w:sz w:val="28"/>
+          <w:szCs w:val="28"/>
+          <w:lang w:val="ru-RU"/>
+        </w:rPr>
+        <w:t xml:space="preserve">): </w:t>
+      </w:r>
       <w:r>
         <w:rPr>
           <w:rFonts w:hint="default"/>
@@ -6354,45 +6987,7 @@
           <w:szCs w:val="28"/>
           <w:lang w:val="ru-RU"/>
         </w:rPr>
-        <w:t>4а. Чек нечитаемый или сумма не совпадает: бухгалтер нажимает «Отклонить», указывает причину, статус меняется на «Отклонено», а зарезервированная сумма возвращается в доступный лимит отдела.</w:t>
-      </w:r>
-    </w:p>
-    <w:p>
-      <w:pPr>
-        <w:numPr>
-          <w:ilvl w:val="0"/>
-          <w:numId w:val="0"/>
-        </w:numPr>
-        <w:rPr>
-          <w:rFonts w:hint="default"/>
-          <w:b w:val="0"/>
-          <w:bCs w:val="0"/>
-          <w:sz w:val="28"/>
-          <w:szCs w:val="28"/>
-          <w:lang w:val="ru-RU"/>
-        </w:rPr>
-      </w:pPr>
-      <w:r>
-        <w:rPr>
-          <w:rFonts w:hint="default"/>
-          <w:b/>
-          <w:bCs/>
-          <w:sz w:val="28"/>
-          <w:szCs w:val="28"/>
-          <w:lang w:val="ru-RU"/>
-        </w:rPr>
-        <w:t xml:space="preserve">Постусловия: </w:t>
-      </w:r>
-      <w:r>
-        <w:rPr>
-          <w:rFonts w:hint="default"/>
-          <w:b w:val="0"/>
-          <w:bCs w:val="0"/>
-          <w:sz w:val="28"/>
-          <w:szCs w:val="28"/>
-          <w:lang w:val="ru-RU"/>
-        </w:rPr>
-        <w:t>расход получает финальный статус «Одобрено» и учитывается в отчётности на возмещение средств (или отклоняется).</w:t>
+        <w:t>бухгалтер нажимает «Отклонить», указывает причину, статус меняется на «Отклонено», а зарезервированная сумма возвращается в доступный лимит отдела.</w:t>
       </w:r>
     </w:p>
     <w:p>
@@ -6437,7 +7032,7 @@
                     </pic:cNvPicPr>
                   </pic:nvPicPr>
                   <pic:blipFill>
-                    <a:blip r:embed="rId15"/>
+                    <a:blip r:embed="rId18"/>
                     <a:stretch>
                       <a:fillRect/>
                     </a:stretch>
@@ -6531,7 +7126,7 @@
                     </pic:cNvPicPr>
                   </pic:nvPicPr>
                   <pic:blipFill>
-                    <a:blip r:embed="rId16"/>
+                    <a:blip r:embed="rId19"/>
                     <a:stretch>
                       <a:fillRect/>
                     </a:stretch>
@@ -6628,7 +7223,7 @@
                     </pic:cNvPicPr>
                   </pic:nvPicPr>
                   <pic:blipFill>
-                    <a:blip r:embed="rId17"/>
+                    <a:blip r:embed="rId20"/>
                     <a:stretch>
                       <a:fillRect/>
                     </a:stretch>
@@ -6719,15 +7314,15 @@
           <w:lang w:val="en-US"/>
         </w:rPr>
       </w:pPr>
-      <w:bookmarkStart w:id="10" w:name="_Toc692"/>
-      <w:r>
-        <w:rPr>
-          <w:rFonts w:hint="default" w:ascii="Times New Roman" w:hAnsi="Times New Roman" w:cs="Times New Roman"/>
-          <w:sz w:val="28"/>
-          <w:szCs w:val="28"/>
-          <w:lang w:val="ru-RU"/>
-        </w:rPr>
-        <w:t>Просмотреть отчеты</w:t>
+      <w:bookmarkStart w:id="10" w:name="_Toc3388"/>
+      <w:r>
+        <w:rPr>
+          <w:rFonts w:hint="default" w:ascii="Times New Roman" w:hAnsi="Times New Roman" w:cs="Times New Roman"/>
+          <w:sz w:val="28"/>
+          <w:szCs w:val="28"/>
+          <w:lang w:val="ru-RU"/>
+        </w:rPr>
+        <w:t>Просмотреть отчёты</w:t>
       </w:r>
       <w:bookmarkEnd w:id="10"/>
     </w:p>
@@ -7158,23 +7753,21 @@
         </w:numPr>
         <w:rPr>
           <w:rFonts w:hint="default"/>
-          <w:b/>
-          <w:bCs/>
-          <w:sz w:val="28"/>
-          <w:szCs w:val="28"/>
-          <w:lang w:val="en-US"/>
-        </w:rPr>
-      </w:pPr>
-      <w:r>
-        <w:rPr>
-          <w:rFonts w:hint="default"/>
-          <w:b/>
-          <w:bCs/>
-          <w:sz w:val="28"/>
-          <w:szCs w:val="28"/>
-          <w:lang w:val="ru-RU"/>
-        </w:rPr>
-        <w:t>Альтернативный поток</w:t>
+          <w:sz w:val="28"/>
+          <w:szCs w:val="28"/>
+          <w:lang w:val="ru-RU"/>
+        </w:rPr>
+      </w:pPr>
+      <w:r>
+        <w:rPr>
+          <w:rFonts w:hint="default"/>
+          <w:b/>
+          <w:bCs/>
+          <w:sz w:val="28"/>
+          <w:szCs w:val="28"/>
+          <w:lang w:val="ru-RU"/>
+        </w:rPr>
+        <w:t>Постусловия</w:t>
       </w:r>
       <w:r>
         <w:rPr>
@@ -7186,6 +7779,15 @@
           <w:lang w:val="en-US"/>
         </w:rPr>
         <w:t>:</w:t>
+      </w:r>
+      <w:r>
+        <w:rPr>
+          <w:rFonts w:hint="default"/>
+          <w:sz w:val="28"/>
+          <w:szCs w:val="28"/>
+          <w:lang w:val="en-US"/>
+        </w:rPr>
+        <w:t xml:space="preserve"> Отчёт сформирован и просмотрен.</w:t>
       </w:r>
     </w:p>
     <w:p>
@@ -7196,23 +7798,49 @@
         </w:numPr>
         <w:rPr>
           <w:rFonts w:hint="default"/>
-          <w:sz w:val="28"/>
-          <w:szCs w:val="28"/>
-          <w:lang w:val="ru-RU"/>
-        </w:rPr>
-      </w:pPr>
-      <w:r>
-        <w:rPr>
-          <w:rFonts w:hint="default"/>
-          <w:sz w:val="28"/>
-          <w:szCs w:val="28"/>
-          <w:lang w:val="ru-RU"/>
-        </w:rPr>
-        <w:t>2а. За выбранный период данных нет</w:t>
-      </w:r>
-      <w:r>
-        <w:rPr>
-          <w:rFonts w:hint="default"/>
+          <w:b/>
+          <w:bCs/>
+          <w:sz w:val="28"/>
+          <w:szCs w:val="28"/>
+          <w:lang w:val="ru-RU"/>
+        </w:rPr>
+      </w:pPr>
+      <w:r>
+        <w:rPr>
+          <w:rFonts w:hint="default"/>
+          <w:b/>
+          <w:bCs/>
+          <w:sz w:val="28"/>
+          <w:szCs w:val="28"/>
+          <w:lang w:val="ru-RU"/>
+        </w:rPr>
+        <w:t>Альтернативный поток (</w:t>
+      </w:r>
+      <w:r>
+        <w:rPr>
+          <w:rFonts w:hint="default"/>
+          <w:sz w:val="28"/>
+          <w:szCs w:val="28"/>
+          <w:lang w:val="ru-RU"/>
+        </w:rPr>
+        <w:t>За выбранный период данных нет</w:t>
+      </w:r>
+      <w:r>
+        <w:rPr>
+          <w:rFonts w:hint="default"/>
+          <w:b/>
+          <w:bCs/>
+          <w:sz w:val="28"/>
+          <w:szCs w:val="28"/>
+          <w:lang w:val="ru-RU"/>
+        </w:rPr>
+        <w:t>)</w:t>
+      </w:r>
+      <w:r>
+        <w:rPr>
+          <w:rFonts w:hint="default"/>
+          <w:b/>
+          <w:bCs/>
           <w:sz w:val="28"/>
           <w:szCs w:val="28"/>
           <w:lang w:val="en-US"/>
@@ -7222,56 +7850,22 @@
       <w:r>
         <w:rPr>
           <w:rFonts w:hint="default"/>
-          <w:sz w:val="28"/>
-          <w:szCs w:val="28"/>
-          <w:lang w:val="ru-RU"/>
-        </w:rPr>
-        <w:t xml:space="preserve"> Система выводит сообщение «Нет данных для отображения».</w:t>
-      </w:r>
-    </w:p>
-    <w:p>
-      <w:pPr>
-        <w:numPr>
-          <w:ilvl w:val="0"/>
-          <w:numId w:val="0"/>
-        </w:numPr>
-        <w:rPr>
-          <w:rFonts w:hint="default"/>
-          <w:sz w:val="28"/>
-          <w:szCs w:val="28"/>
-          <w:lang w:val="en-US"/>
-        </w:rPr>
-      </w:pPr>
-      <w:r>
-        <w:rPr>
-          <w:rFonts w:hint="default"/>
-          <w:b/>
-          <w:bCs/>
-          <w:sz w:val="28"/>
-          <w:szCs w:val="28"/>
-          <w:lang w:val="ru-RU"/>
-        </w:rPr>
-        <w:t>Постусловия</w:t>
-      </w:r>
-      <w:r>
-        <w:rPr>
-          <w:rFonts w:hint="default"/>
-          <w:b/>
-          <w:bCs/>
-          <w:sz w:val="28"/>
-          <w:szCs w:val="28"/>
-          <w:lang w:val="en-US"/>
-        </w:rPr>
-        <w:t>:</w:t>
-      </w:r>
-      <w:r>
-        <w:rPr>
-          <w:rFonts w:hint="default"/>
-          <w:sz w:val="28"/>
-          <w:szCs w:val="28"/>
-          <w:lang w:val="en-US"/>
-        </w:rPr>
-        <w:t xml:space="preserve"> Отчёт сформирован и просмотрен.</w:t>
+          <w:b/>
+          <w:bCs/>
+          <w:sz w:val="28"/>
+          <w:szCs w:val="28"/>
+          <w:lang w:val="ru-RU"/>
+        </w:rPr>
+        <w:t xml:space="preserve"> </w:t>
+      </w:r>
+      <w:r>
+        <w:rPr>
+          <w:rFonts w:hint="default"/>
+          <w:sz w:val="28"/>
+          <w:szCs w:val="28"/>
+          <w:lang w:val="ru-RU"/>
+        </w:rPr>
+        <w:t>Система выводит сообщение «Нет данных для отображения».</w:t>
       </w:r>
     </w:p>
     <w:p>
@@ -7314,7 +7908,7 @@
                     </pic:cNvPicPr>
                   </pic:nvPicPr>
                   <pic:blipFill>
-                    <a:blip r:embed="rId18"/>
+                    <a:blip r:embed="rId21"/>
                     <a:stretch>
                       <a:fillRect/>
                     </a:stretch>
@@ -7426,7 +8020,7 @@
           <w:lang w:val="en-US"/>
         </w:rPr>
       </w:pPr>
-      <w:bookmarkStart w:id="11" w:name="_Toc20170"/>
+      <w:bookmarkStart w:id="11" w:name="_Toc29417"/>
       <w:r>
         <w:rPr>
           <w:rFonts w:hint="default" w:ascii="Times New Roman" w:hAnsi="Times New Roman" w:cs="Times New Roman"/>
@@ -7847,23 +8441,21 @@
         </w:numPr>
         <w:rPr>
           <w:rFonts w:hint="default"/>
-          <w:b/>
-          <w:bCs/>
-          <w:sz w:val="28"/>
-          <w:szCs w:val="28"/>
-          <w:lang w:val="en-US"/>
-        </w:rPr>
-      </w:pPr>
-      <w:r>
-        <w:rPr>
-          <w:rFonts w:hint="default"/>
-          <w:b/>
-          <w:bCs/>
-          <w:sz w:val="28"/>
-          <w:szCs w:val="28"/>
-          <w:lang w:val="ru-RU"/>
-        </w:rPr>
-        <w:t>Альтернативный поток</w:t>
+          <w:sz w:val="28"/>
+          <w:szCs w:val="28"/>
+          <w:lang w:val="ru-RU"/>
+        </w:rPr>
+      </w:pPr>
+      <w:r>
+        <w:rPr>
+          <w:rFonts w:hint="default"/>
+          <w:b/>
+          <w:bCs/>
+          <w:sz w:val="28"/>
+          <w:szCs w:val="28"/>
+          <w:lang w:val="ru-RU"/>
+        </w:rPr>
+        <w:t>Постусловия</w:t>
       </w:r>
       <w:r>
         <w:rPr>
@@ -7875,6 +8467,15 @@
           <w:lang w:val="en-US"/>
         </w:rPr>
         <w:t>:</w:t>
+      </w:r>
+      <w:r>
+        <w:rPr>
+          <w:rFonts w:hint="default"/>
+          <w:sz w:val="28"/>
+          <w:szCs w:val="28"/>
+          <w:lang w:val="en-US"/>
+        </w:rPr>
+        <w:t xml:space="preserve"> Лимиты сохранены. При оформлении расхода Сотрудником система будет проверять сумму покупки на соответствие установленному лимиту для конкретного вида расходов в отделе сотрудника.</w:t>
       </w:r>
     </w:p>
     <w:p>
@@ -7885,23 +8486,49 @@
         </w:numPr>
         <w:rPr>
           <w:rFonts w:hint="default"/>
-          <w:sz w:val="28"/>
-          <w:szCs w:val="28"/>
-          <w:lang w:val="ru-RU"/>
-        </w:rPr>
-      </w:pPr>
-      <w:r>
-        <w:rPr>
-          <w:rFonts w:hint="default"/>
-          <w:sz w:val="28"/>
-          <w:szCs w:val="28"/>
-          <w:lang w:val="ru-RU"/>
-        </w:rPr>
-        <w:t>4а. Введена отрицательная сумма или буквы</w:t>
-      </w:r>
-      <w:r>
-        <w:rPr>
-          <w:rFonts w:hint="default"/>
+          <w:b/>
+          <w:bCs/>
+          <w:sz w:val="28"/>
+          <w:szCs w:val="28"/>
+          <w:lang w:val="ru-RU"/>
+        </w:rPr>
+      </w:pPr>
+      <w:r>
+        <w:rPr>
+          <w:rFonts w:hint="default"/>
+          <w:b/>
+          <w:bCs/>
+          <w:sz w:val="28"/>
+          <w:szCs w:val="28"/>
+          <w:lang w:val="ru-RU"/>
+        </w:rPr>
+        <w:t>Альтернативный поток (</w:t>
+      </w:r>
+      <w:r>
+        <w:rPr>
+          <w:rFonts w:hint="default"/>
+          <w:sz w:val="28"/>
+          <w:szCs w:val="28"/>
+          <w:lang w:val="ru-RU"/>
+        </w:rPr>
+        <w:t>Введена отрицательная сумма или буквы</w:t>
+      </w:r>
+      <w:r>
+        <w:rPr>
+          <w:rFonts w:hint="default"/>
+          <w:b/>
+          <w:bCs/>
+          <w:sz w:val="28"/>
+          <w:szCs w:val="28"/>
+          <w:lang w:val="ru-RU"/>
+        </w:rPr>
+        <w:t>)</w:t>
+      </w:r>
+      <w:r>
+        <w:rPr>
+          <w:rFonts w:hint="default"/>
+          <w:b/>
+          <w:bCs/>
           <w:sz w:val="28"/>
           <w:szCs w:val="28"/>
           <w:lang w:val="en-US"/>
@@ -7911,11 +8538,22 @@
       <w:r>
         <w:rPr>
           <w:rFonts w:hint="default"/>
-          <w:sz w:val="28"/>
-          <w:szCs w:val="28"/>
-          <w:lang w:val="ru-RU"/>
-        </w:rPr>
-        <w:t xml:space="preserve"> Система </w:t>
+          <w:b/>
+          <w:bCs/>
+          <w:sz w:val="28"/>
+          <w:szCs w:val="28"/>
+          <w:lang w:val="ru-RU"/>
+        </w:rPr>
+        <w:t xml:space="preserve"> </w:t>
+      </w:r>
+      <w:r>
+        <w:rPr>
+          <w:rFonts w:hint="default"/>
+          <w:sz w:val="28"/>
+          <w:szCs w:val="28"/>
+          <w:lang w:val="ru-RU"/>
+        </w:rPr>
+        <w:t xml:space="preserve">Система </w:t>
       </w:r>
       <w:r>
         <w:rPr>
@@ -7934,42 +8572,6 @@
           <w:lang w:val="ru-RU"/>
         </w:rPr>
         <w:t xml:space="preserve"> ошибку валидации.</w:t>
-      </w:r>
-      <w:r>
-        <w:rPr>
-          <w:rFonts w:hint="default"/>
-          <w:sz w:val="28"/>
-          <w:szCs w:val="28"/>
-          <w:lang w:val="ru-RU"/>
-        </w:rPr>
-        <w:br w:type="textWrapping"/>
-      </w:r>
-      <w:r>
-        <w:rPr>
-          <w:rFonts w:hint="default"/>
-          <w:sz w:val="28"/>
-          <w:szCs w:val="28"/>
-          <w:lang w:val="ru-RU"/>
-        </w:rPr>
-        <w:t>4б. Бухгалтер оставляет поле пустым</w:t>
-      </w:r>
-      <w:r>
-        <w:rPr>
-          <w:rFonts w:hint="default"/>
-          <w:sz w:val="28"/>
-          <w:szCs w:val="28"/>
-          <w:lang w:val="en-US"/>
-        </w:rPr>
-        <w:t xml:space="preserve">: </w:t>
-      </w:r>
-      <w:r>
-        <w:rPr>
-          <w:rFonts w:hint="default"/>
-          <w:sz w:val="28"/>
-          <w:szCs w:val="28"/>
-          <w:lang w:val="ru-RU"/>
-        </w:rPr>
-        <w:t>Система считает, что лимит по этому виду расходов равен 0.</w:t>
       </w:r>
     </w:p>
     <w:p>
@@ -7980,21 +8582,43 @@
         </w:numPr>
         <w:rPr>
           <w:rFonts w:hint="default"/>
-          <w:sz w:val="28"/>
-          <w:szCs w:val="28"/>
-          <w:lang w:val="en-US"/>
-        </w:rPr>
-      </w:pPr>
-      <w:r>
-        <w:rPr>
-          <w:rFonts w:hint="default"/>
-          <w:b/>
-          <w:bCs/>
-          <w:sz w:val="28"/>
-          <w:szCs w:val="28"/>
-          <w:lang w:val="ru-RU"/>
-        </w:rPr>
-        <w:t>Постусловия</w:t>
+          <w:b/>
+          <w:bCs/>
+          <w:sz w:val="28"/>
+          <w:szCs w:val="28"/>
+          <w:lang w:val="ru-RU"/>
+        </w:rPr>
+      </w:pPr>
+      <w:r>
+        <w:rPr>
+          <w:rFonts w:hint="default"/>
+          <w:b/>
+          <w:bCs/>
+          <w:sz w:val="28"/>
+          <w:szCs w:val="28"/>
+          <w:lang w:val="ru-RU"/>
+        </w:rPr>
+        <w:t>Альтернативный поток (</w:t>
+      </w:r>
+      <w:r>
+        <w:rPr>
+          <w:rFonts w:hint="default"/>
+          <w:sz w:val="28"/>
+          <w:szCs w:val="28"/>
+          <w:lang w:val="ru-RU"/>
+        </w:rPr>
+        <w:t>Бухгалтер оставляет поле пустым</w:t>
+      </w:r>
+      <w:r>
+        <w:rPr>
+          <w:rFonts w:hint="default"/>
+          <w:b/>
+          <w:bCs/>
+          <w:sz w:val="28"/>
+          <w:szCs w:val="28"/>
+          <w:lang w:val="ru-RU"/>
+        </w:rPr>
+        <w:t>)</w:t>
       </w:r>
       <w:r>
         <w:rPr>
@@ -8010,11 +8634,22 @@
       <w:r>
         <w:rPr>
           <w:rFonts w:hint="default"/>
-          <w:sz w:val="28"/>
-          <w:szCs w:val="28"/>
-          <w:lang w:val="en-US"/>
-        </w:rPr>
-        <w:t xml:space="preserve"> Лимиты сохранены. При оформлении расхода Сотрудником система будет проверять сумму покупки на соответствие установленному лимиту для конкретного вида расходов в отделе сотрудника.</w:t>
+          <w:b/>
+          <w:bCs/>
+          <w:sz w:val="28"/>
+          <w:szCs w:val="28"/>
+          <w:lang w:val="ru-RU"/>
+        </w:rPr>
+        <w:t xml:space="preserve"> </w:t>
+      </w:r>
+      <w:r>
+        <w:rPr>
+          <w:rFonts w:hint="default"/>
+          <w:sz w:val="28"/>
+          <w:szCs w:val="28"/>
+          <w:lang w:val="ru-RU"/>
+        </w:rPr>
+        <w:t>Система считает, что лимит по этому виду расходов равен 0.</w:t>
       </w:r>
     </w:p>
     <w:p>
@@ -8057,7 +8692,7 @@
                     </pic:cNvPicPr>
                   </pic:nvPicPr>
                   <pic:blipFill>
-                    <a:blip r:embed="rId19"/>
+                    <a:blip r:embed="rId22"/>
                     <a:stretch>
                       <a:fillRect/>
                     </a:stretch>
@@ -8172,7 +8807,7 @@
           <w:lang w:val="en-US"/>
         </w:rPr>
       </w:pPr>
-      <w:bookmarkStart w:id="12" w:name="_Toc6414"/>
+      <w:bookmarkStart w:id="12" w:name="_Toc4085"/>
       <w:r>
         <w:rPr>
           <w:rFonts w:hint="default" w:ascii="Times New Roman" w:hAnsi="Times New Roman" w:cs="Times New Roman"/>
@@ -8559,23 +9194,21 @@
         </w:numPr>
         <w:rPr>
           <w:rFonts w:hint="default"/>
-          <w:b/>
-          <w:bCs/>
-          <w:sz w:val="28"/>
-          <w:szCs w:val="28"/>
-          <w:lang w:val="en-US"/>
-        </w:rPr>
-      </w:pPr>
-      <w:r>
-        <w:rPr>
-          <w:rFonts w:hint="default"/>
-          <w:b/>
-          <w:bCs/>
-          <w:sz w:val="28"/>
-          <w:szCs w:val="28"/>
-          <w:lang w:val="ru-RU"/>
-        </w:rPr>
-        <w:t>Альтернативный поток</w:t>
+          <w:sz w:val="28"/>
+          <w:szCs w:val="28"/>
+          <w:lang w:val="ru-RU"/>
+        </w:rPr>
+      </w:pPr>
+      <w:r>
+        <w:rPr>
+          <w:rFonts w:hint="default"/>
+          <w:b/>
+          <w:bCs/>
+          <w:sz w:val="28"/>
+          <w:szCs w:val="28"/>
+          <w:lang w:val="ru-RU"/>
+        </w:rPr>
+        <w:t>Постусловия</w:t>
       </w:r>
       <w:r>
         <w:rPr>
@@ -8587,6 +9220,15 @@
           <w:lang w:val="en-US"/>
         </w:rPr>
         <w:t>:</w:t>
+      </w:r>
+      <w:r>
+        <w:rPr>
+          <w:rFonts w:hint="default"/>
+          <w:sz w:val="28"/>
+          <w:szCs w:val="28"/>
+          <w:lang w:val="en-US"/>
+        </w:rPr>
+        <w:t xml:space="preserve"> Правила переноса сохранены и будут использоваться в расчётах.</w:t>
       </w:r>
     </w:p>
     <w:p>
@@ -8599,35 +9241,59 @@
           <w:rFonts w:hint="default"/>
           <w:sz w:val="28"/>
           <w:szCs w:val="28"/>
-          <w:lang w:val="ru-RU"/>
-        </w:rPr>
-      </w:pPr>
-      <w:r>
-        <w:rPr>
-          <w:rFonts w:hint="default"/>
-          <w:sz w:val="28"/>
-          <w:szCs w:val="28"/>
-          <w:lang w:val="ru-RU"/>
-        </w:rPr>
-        <w:t>2а. Бухгалтер хочет применить правило ко всем отделам сразу</w:t>
-      </w:r>
-      <w:r>
-        <w:rPr>
-          <w:rFonts w:hint="default"/>
-          <w:sz w:val="28"/>
-          <w:szCs w:val="28"/>
-          <w:lang w:val="en-US"/>
-        </w:rPr>
-        <w:t xml:space="preserve">: </w:t>
-      </w:r>
-      <w:r>
-        <w:rPr>
-          <w:rFonts w:hint="default"/>
-          <w:sz w:val="28"/>
-          <w:szCs w:val="28"/>
-          <w:lang w:val="ru-RU"/>
-        </w:rPr>
-        <w:t xml:space="preserve"> Система предоставляет кнопку «Применить ко всем»</w:t>
+          <w:lang w:val="en-US"/>
+        </w:rPr>
+      </w:pPr>
+      <w:r>
+        <w:rPr>
+          <w:rFonts w:hint="default"/>
+          <w:b/>
+          <w:bCs/>
+          <w:sz w:val="28"/>
+          <w:szCs w:val="28"/>
+          <w:lang w:val="ru-RU"/>
+        </w:rPr>
+        <w:t>Альтернативный поток</w:t>
+      </w:r>
+      <w:r>
+        <w:rPr>
+          <w:rFonts w:hint="default"/>
+          <w:b/>
+          <w:bCs/>
+          <w:sz w:val="28"/>
+          <w:szCs w:val="28"/>
+          <w:lang w:val="en-US"/>
+        </w:rPr>
+        <w:t xml:space="preserve"> (</w:t>
+      </w:r>
+      <w:r>
+        <w:rPr>
+          <w:rFonts w:hint="default"/>
+          <w:sz w:val="28"/>
+          <w:szCs w:val="28"/>
+          <w:lang w:val="ru-RU"/>
+        </w:rPr>
+        <w:t>Бухгалтер хочет применить правило ко всем отделам сразу</w:t>
+      </w:r>
+      <w:r>
+        <w:rPr>
+          <w:rFonts w:hint="default"/>
+          <w:b/>
+          <w:bCs/>
+          <w:sz w:val="28"/>
+          <w:szCs w:val="28"/>
+          <w:lang w:val="en-US"/>
+        </w:rPr>
+        <w:t>):</w:t>
+      </w:r>
+      <w:r>
+        <w:rPr>
+          <w:rFonts w:hint="default"/>
+          <w:sz w:val="28"/>
+          <w:szCs w:val="28"/>
+          <w:lang w:val="ru-RU"/>
+        </w:rPr>
+        <w:t>Система предоставляет кнопку «Применить ко всем»</w:t>
       </w:r>
       <w:r>
         <w:rPr>
@@ -8637,51 +9303,6 @@
           <w:lang w:val="en-US"/>
         </w:rPr>
         <w:t>.</w:t>
-      </w:r>
-      <w:r>
-        <w:rPr>
-          <w:rFonts w:hint="default"/>
-          <w:sz w:val="28"/>
-          <w:szCs w:val="28"/>
-          <w:lang w:val="ru-RU"/>
-        </w:rPr>
-        <w:br w:type="textWrapping"/>
-      </w:r>
-      <w:r>
-        <w:rPr>
-          <w:rFonts w:hint="default"/>
-          <w:sz w:val="28"/>
-          <w:szCs w:val="28"/>
-          <w:lang w:val="ru-RU"/>
-        </w:rPr>
-        <w:t xml:space="preserve">3а. </w:t>
-      </w:r>
-      <w:r>
-        <w:rPr>
-          <w:rFonts w:hint="default"/>
-          <w:sz w:val="28"/>
-          <w:szCs w:val="28"/>
-          <w:lang w:val="en-US"/>
-        </w:rPr>
-        <w:t>Введён</w:t>
-      </w:r>
-      <w:r>
-        <w:rPr>
-          <w:rFonts w:hint="default"/>
-          <w:sz w:val="28"/>
-          <w:szCs w:val="28"/>
-          <w:lang w:val="ru-RU"/>
-        </w:rPr>
-        <w:t xml:space="preserve"> процент больше 100% </w:t>
-      </w:r>
-      <w:r>
-        <w:rPr>
-          <w:rFonts w:hint="default"/>
-          <w:sz w:val="28"/>
-          <w:szCs w:val="28"/>
-          <w:lang w:val="en-US"/>
-        </w:rPr>
-        <w:t>или меньше 0%: система выдаёт ошибку валидации.</w:t>
       </w:r>
     </w:p>
     <w:p>
@@ -8690,38 +9311,101 @@
           <w:ilvl w:val="0"/>
           <w:numId w:val="0"/>
         </w:numPr>
-      </w:pPr>
-      <w:r>
-        <w:rPr>
-          <w:rFonts w:hint="default"/>
-          <w:b/>
-          <w:bCs/>
-          <w:sz w:val="28"/>
-          <w:szCs w:val="28"/>
-          <w:lang w:val="ru-RU"/>
-        </w:rPr>
-        <w:t>Постусловия</w:t>
-      </w:r>
-      <w:r>
-        <w:rPr>
-          <w:rFonts w:hint="default"/>
-          <w:b/>
-          <w:bCs/>
-          <w:sz w:val="28"/>
-          <w:szCs w:val="28"/>
-          <w:lang w:val="en-US"/>
-        </w:rPr>
-        <w:t>:</w:t>
-      </w:r>
-      <w:r>
-        <w:rPr>
-          <w:rFonts w:hint="default"/>
-          <w:sz w:val="28"/>
-          <w:szCs w:val="28"/>
-          <w:lang w:val="en-US"/>
-        </w:rPr>
-        <w:t xml:space="preserve"> Правила переноса сохранены и будут использоваться в расчётах.</w:t>
-      </w:r>
+        <w:rPr>
+          <w:rFonts w:hint="default"/>
+          <w:sz w:val="28"/>
+          <w:szCs w:val="28"/>
+          <w:lang w:val="en-US"/>
+        </w:rPr>
+      </w:pPr>
+      <w:r>
+        <w:rPr>
+          <w:rFonts w:hint="default"/>
+          <w:b/>
+          <w:bCs/>
+          <w:sz w:val="28"/>
+          <w:szCs w:val="28"/>
+          <w:lang w:val="ru-RU"/>
+        </w:rPr>
+        <w:t>Альтернативный поток</w:t>
+      </w:r>
+      <w:r>
+        <w:rPr>
+          <w:rFonts w:hint="default"/>
+          <w:b/>
+          <w:bCs/>
+          <w:sz w:val="28"/>
+          <w:szCs w:val="28"/>
+          <w:lang w:val="en-US"/>
+        </w:rPr>
+        <w:t xml:space="preserve"> (</w:t>
+      </w:r>
+      <w:r>
+        <w:rPr>
+          <w:rFonts w:hint="default"/>
+          <w:sz w:val="28"/>
+          <w:szCs w:val="28"/>
+          <w:lang w:val="en-US"/>
+        </w:rPr>
+        <w:t>Введён</w:t>
+      </w:r>
+      <w:r>
+        <w:rPr>
+          <w:rFonts w:hint="default"/>
+          <w:sz w:val="28"/>
+          <w:szCs w:val="28"/>
+          <w:lang w:val="ru-RU"/>
+        </w:rPr>
+        <w:t xml:space="preserve"> процент больше 100% </w:t>
+      </w:r>
+      <w:r>
+        <w:rPr>
+          <w:rFonts w:hint="default"/>
+          <w:sz w:val="28"/>
+          <w:szCs w:val="28"/>
+          <w:lang w:val="en-US"/>
+        </w:rPr>
+        <w:t>или меньше 0%</w:t>
+      </w:r>
+      <w:r>
+        <w:rPr>
+          <w:rFonts w:hint="default"/>
+          <w:b/>
+          <w:bCs/>
+          <w:sz w:val="28"/>
+          <w:szCs w:val="28"/>
+          <w:lang w:val="en-US"/>
+        </w:rPr>
+        <w:t xml:space="preserve">): </w:t>
+      </w:r>
+      <w:r>
+        <w:rPr>
+          <w:rFonts w:hint="default"/>
+          <w:b w:val="0"/>
+          <w:bCs w:val="0"/>
+          <w:sz w:val="28"/>
+          <w:szCs w:val="28"/>
+          <w:lang w:val="en-US"/>
+        </w:rPr>
+        <w:t>C</w:t>
+      </w:r>
+      <w:r>
+        <w:rPr>
+          <w:rFonts w:hint="default"/>
+          <w:sz w:val="28"/>
+          <w:szCs w:val="28"/>
+          <w:lang w:val="en-US"/>
+        </w:rPr>
+        <w:t>истема выдаёт ошибку валидации.</w:t>
+      </w:r>
+    </w:p>
+    <w:p>
+      <w:pPr>
+        <w:numPr>
+          <w:ilvl w:val="0"/>
+          <w:numId w:val="0"/>
+        </w:numPr>
+      </w:pPr>
       <w:r>
         <w:drawing>
           <wp:inline distT="0" distB="0" distL="114300" distR="114300">
@@ -8741,7 +9425,7 @@
                     </pic:cNvPicPr>
                   </pic:nvPicPr>
                   <pic:blipFill>
-                    <a:blip r:embed="rId20"/>
+                    <a:blip r:embed="rId23"/>
                     <a:stretch>
                       <a:fillRect/>
                     </a:stretch>
@@ -8869,7 +9553,7 @@
           <w:lang w:val="en-US"/>
         </w:rPr>
       </w:pPr>
-      <w:bookmarkStart w:id="13" w:name="_Toc11421"/>
+      <w:bookmarkStart w:id="13" w:name="_Toc21190"/>
       <w:r>
         <w:rPr>
           <w:rFonts w:hint="default" w:ascii="Times New Roman" w:hAnsi="Times New Roman" w:cs="Times New Roman"/>
@@ -9190,23 +9874,30 @@
         </w:numPr>
         <w:rPr>
           <w:rFonts w:hint="default"/>
-          <w:b/>
-          <w:bCs/>
-          <w:sz w:val="28"/>
-          <w:szCs w:val="28"/>
-          <w:lang w:val="en-US"/>
-        </w:rPr>
-      </w:pPr>
-      <w:r>
-        <w:rPr>
-          <w:rFonts w:hint="default"/>
-          <w:b/>
-          <w:bCs/>
-          <w:sz w:val="28"/>
-          <w:szCs w:val="28"/>
-          <w:lang w:val="en-US"/>
-        </w:rPr>
-        <w:t>Альтернативный поток:</w:t>
+          <w:sz w:val="28"/>
+          <w:szCs w:val="28"/>
+          <w:lang w:val="en-US"/>
+        </w:rPr>
+      </w:pPr>
+      <w:r>
+        <w:rPr>
+          <w:rFonts w:hint="default"/>
+          <w:b/>
+          <w:bCs/>
+          <w:sz w:val="28"/>
+          <w:szCs w:val="28"/>
+          <w:lang w:val="en-US"/>
+        </w:rPr>
+        <w:t>Постусловия:</w:t>
+      </w:r>
+      <w:r>
+        <w:rPr>
+          <w:rFonts w:hint="default"/>
+          <w:sz w:val="28"/>
+          <w:szCs w:val="28"/>
+          <w:lang w:val="en-US"/>
+        </w:rPr>
+        <w:t xml:space="preserve"> изменения в справочниках сохранены в базе данных.</w:t>
       </w:r>
     </w:p>
     <w:p>
@@ -9217,53 +9908,63 @@
         </w:numPr>
         <w:rPr>
           <w:rFonts w:hint="default"/>
-          <w:sz w:val="28"/>
-          <w:szCs w:val="28"/>
-          <w:lang w:val="en-US"/>
-        </w:rPr>
-      </w:pPr>
-      <w:r>
-        <w:rPr>
-          <w:rFonts w:hint="default"/>
-          <w:sz w:val="28"/>
-          <w:szCs w:val="28"/>
-          <w:lang w:val="en-US"/>
-        </w:rPr>
-        <w:t>3а. Попытка удалить запись справочника, связанную с уже оформленными расходами: система выдаёт предупреждение и блокирует удаление.</w:t>
-      </w:r>
-    </w:p>
-    <w:p>
-      <w:pPr>
-        <w:numPr>
-          <w:ilvl w:val="0"/>
-          <w:numId w:val="0"/>
-        </w:numPr>
-        <w:rPr>
-          <w:rFonts w:hint="default"/>
-          <w:sz w:val="28"/>
-          <w:szCs w:val="28"/>
-          <w:lang w:val="en-US"/>
-        </w:rPr>
-      </w:pPr>
-      <w:r>
-        <w:rPr>
-          <w:rFonts w:hint="default"/>
-          <w:b/>
-          <w:bCs/>
-          <w:sz w:val="28"/>
-          <w:szCs w:val="28"/>
-          <w:lang w:val="en-US"/>
-        </w:rPr>
-        <w:t>Постусловия:</w:t>
-      </w:r>
-      <w:r>
-        <w:rPr>
-          <w:rFonts w:hint="default"/>
-          <w:sz w:val="28"/>
-          <w:szCs w:val="28"/>
-          <w:lang w:val="en-US"/>
-        </w:rPr>
-        <w:t xml:space="preserve"> изменения в справочниках сохранены в базе данных.</w:t>
+          <w:b/>
+          <w:bCs/>
+          <w:sz w:val="28"/>
+          <w:szCs w:val="28"/>
+          <w:lang w:val="en-US"/>
+        </w:rPr>
+      </w:pPr>
+      <w:r>
+        <w:rPr>
+          <w:rFonts w:hint="default"/>
+          <w:b/>
+          <w:bCs/>
+          <w:sz w:val="28"/>
+          <w:szCs w:val="28"/>
+          <w:lang w:val="en-US"/>
+        </w:rPr>
+        <w:t>Альтернативный поток (</w:t>
+      </w:r>
+      <w:r>
+        <w:rPr>
+          <w:rFonts w:hint="default"/>
+          <w:sz w:val="28"/>
+          <w:szCs w:val="28"/>
+          <w:lang w:val="en-US"/>
+        </w:rPr>
+        <w:t>Попытка удалить запись справочника, связанную с уже оформленными расходами</w:t>
+      </w:r>
+      <w:r>
+        <w:rPr>
+          <w:rFonts w:hint="default"/>
+          <w:b/>
+          <w:bCs/>
+          <w:sz w:val="28"/>
+          <w:szCs w:val="28"/>
+          <w:lang w:val="en-US"/>
+        </w:rPr>
+        <w:t xml:space="preserve">): </w:t>
+      </w:r>
+      <w:r>
+        <w:rPr>
+          <w:rFonts w:hint="default"/>
+          <w:b w:val="0"/>
+          <w:bCs w:val="0"/>
+          <w:sz w:val="28"/>
+          <w:szCs w:val="28"/>
+          <w:lang w:val="en-US"/>
+        </w:rPr>
+        <w:t>Система</w:t>
+      </w:r>
+      <w:r>
+        <w:rPr>
+          <w:rFonts w:hint="default"/>
+          <w:sz w:val="28"/>
+          <w:szCs w:val="28"/>
+          <w:lang w:val="en-US"/>
+        </w:rPr>
+        <w:t xml:space="preserve"> выдаёт предупреждение и блокирует удаление.</w:t>
       </w:r>
     </w:p>
     <w:p>
@@ -9326,7 +10027,7 @@
                     </pic:cNvPicPr>
                   </pic:nvPicPr>
                   <pic:blipFill>
-                    <a:blip r:embed="rId21"/>
+                    <a:blip r:embed="rId24"/>
                     <a:stretch>
                       <a:fillRect/>
                     </a:stretch>
@@ -9413,15 +10114,193 @@
     </w:p>
     <w:p>
       <w:pPr>
-        <w:rPr>
-          <w:rFonts w:hint="default" w:ascii="Times New Roman" w:hAnsi="Times New Roman" w:cs="Times New Roman"/>
-          <w:b w:val="0"/>
-          <w:bCs w:val="0"/>
-          <w:sz w:val="24"/>
-          <w:szCs w:val="24"/>
-          <w:lang w:val="ru-RU"/>
-        </w:rPr>
-      </w:pPr>
+        <w:pStyle w:val="2"/>
+        <w:bidi w:val="0"/>
+        <w:rPr>
+          <w:rFonts w:hint="default" w:ascii="Times New Roman" w:hAnsi="Times New Roman" w:cs="Times New Roman"/>
+          <w:sz w:val="28"/>
+          <w:szCs w:val="28"/>
+          <w:lang w:val="ru-RU"/>
+        </w:rPr>
+      </w:pPr>
+    </w:p>
+    <w:p>
+      <w:pPr>
+        <w:rPr>
+          <w:rFonts w:hint="default" w:ascii="Times New Roman" w:hAnsi="Times New Roman" w:cs="Times New Roman"/>
+          <w:sz w:val="28"/>
+          <w:szCs w:val="28"/>
+          <w:lang w:val="ru-RU"/>
+        </w:rPr>
+      </w:pPr>
+    </w:p>
+    <w:p>
+      <w:pPr>
+        <w:rPr>
+          <w:rFonts w:hint="default" w:ascii="Times New Roman" w:hAnsi="Times New Roman" w:cs="Times New Roman"/>
+          <w:sz w:val="28"/>
+          <w:szCs w:val="28"/>
+          <w:lang w:val="ru-RU"/>
+        </w:rPr>
+      </w:pPr>
+    </w:p>
+    <w:p>
+      <w:pPr>
+        <w:rPr>
+          <w:rFonts w:hint="default" w:ascii="Times New Roman" w:hAnsi="Times New Roman" w:cs="Times New Roman"/>
+          <w:sz w:val="28"/>
+          <w:szCs w:val="28"/>
+          <w:lang w:val="ru-RU"/>
+        </w:rPr>
+      </w:pPr>
+    </w:p>
+    <w:p>
+      <w:pPr>
+        <w:rPr>
+          <w:rFonts w:hint="default" w:ascii="Times New Roman" w:hAnsi="Times New Roman" w:cs="Times New Roman"/>
+          <w:sz w:val="28"/>
+          <w:szCs w:val="28"/>
+          <w:lang w:val="ru-RU"/>
+        </w:rPr>
+      </w:pPr>
+    </w:p>
+    <w:p>
+      <w:pPr>
+        <w:rPr>
+          <w:rFonts w:hint="default" w:ascii="Times New Roman" w:hAnsi="Times New Roman" w:cs="Times New Roman"/>
+          <w:sz w:val="28"/>
+          <w:szCs w:val="28"/>
+          <w:lang w:val="ru-RU"/>
+        </w:rPr>
+      </w:pPr>
+    </w:p>
+    <w:p>
+      <w:pPr>
+        <w:rPr>
+          <w:rFonts w:hint="default" w:ascii="Times New Roman" w:hAnsi="Times New Roman" w:cs="Times New Roman"/>
+          <w:sz w:val="28"/>
+          <w:szCs w:val="28"/>
+          <w:lang w:val="ru-RU"/>
+        </w:rPr>
+      </w:pPr>
+    </w:p>
+    <w:p>
+      <w:pPr>
+        <w:rPr>
+          <w:rFonts w:hint="default" w:ascii="Times New Roman" w:hAnsi="Times New Roman" w:cs="Times New Roman"/>
+          <w:sz w:val="28"/>
+          <w:szCs w:val="28"/>
+          <w:lang w:val="ru-RU"/>
+        </w:rPr>
+      </w:pPr>
+    </w:p>
+    <w:p>
+      <w:pPr>
+        <w:rPr>
+          <w:rFonts w:hint="default" w:ascii="Times New Roman" w:hAnsi="Times New Roman" w:cs="Times New Roman"/>
+          <w:sz w:val="28"/>
+          <w:szCs w:val="28"/>
+          <w:lang w:val="ru-RU"/>
+        </w:rPr>
+      </w:pPr>
+    </w:p>
+    <w:p>
+      <w:pPr>
+        <w:rPr>
+          <w:rFonts w:hint="default" w:ascii="Times New Roman" w:hAnsi="Times New Roman" w:cs="Times New Roman"/>
+          <w:sz w:val="28"/>
+          <w:szCs w:val="28"/>
+          <w:lang w:val="ru-RU"/>
+        </w:rPr>
+      </w:pPr>
+    </w:p>
+    <w:p>
+      <w:pPr>
+        <w:rPr>
+          <w:rFonts w:hint="default" w:ascii="Times New Roman" w:hAnsi="Times New Roman" w:cs="Times New Roman"/>
+          <w:sz w:val="28"/>
+          <w:szCs w:val="28"/>
+          <w:lang w:val="ru-RU"/>
+        </w:rPr>
+      </w:pPr>
+    </w:p>
+    <w:p>
+      <w:pPr>
+        <w:rPr>
+          <w:rFonts w:hint="default" w:ascii="Times New Roman" w:hAnsi="Times New Roman" w:cs="Times New Roman"/>
+          <w:sz w:val="28"/>
+          <w:szCs w:val="28"/>
+          <w:lang w:val="ru-RU"/>
+        </w:rPr>
+      </w:pPr>
+    </w:p>
+    <w:p>
+      <w:pPr>
+        <w:pStyle w:val="2"/>
+        <w:bidi w:val="0"/>
+        <w:rPr>
+          <w:rFonts w:hint="default" w:ascii="Times New Roman" w:hAnsi="Times New Roman" w:cs="Times New Roman"/>
+          <w:sz w:val="28"/>
+          <w:szCs w:val="28"/>
+          <w:lang w:val="ru-RU"/>
+        </w:rPr>
+      </w:pPr>
+      <w:bookmarkStart w:id="14" w:name="_Toc28641"/>
+      <w:r>
+        <w:rPr>
+          <w:rFonts w:hint="default" w:ascii="Times New Roman" w:hAnsi="Times New Roman" w:cs="Times New Roman"/>
+          <w:sz w:val="28"/>
+          <w:szCs w:val="28"/>
+          <w:lang w:val="ru-RU"/>
+        </w:rPr>
+        <w:t>1.3 Модели предметной области и связи</w:t>
+      </w:r>
+      <w:bookmarkEnd w:id="14"/>
+    </w:p>
+    <w:p>
+      <w:r>
+        <w:drawing>
+          <wp:inline distT="0" distB="0" distL="114300" distR="114300">
+            <wp:extent cx="6135370" cy="2739390"/>
+            <wp:effectExtent l="0" t="0" r="6350" b="3810"/>
+            <wp:docPr id="3" name="Изображение 1"/>
+            <wp:cNvGraphicFramePr>
+              <a:graphicFrameLocks xmlns:a="http://schemas.openxmlformats.org/drawingml/2006/main" noChangeAspect="1"/>
+            </wp:cNvGraphicFramePr>
+            <a:graphic xmlns:a="http://schemas.openxmlformats.org/drawingml/2006/main">
+              <a:graphicData uri="http://schemas.openxmlformats.org/drawingml/2006/picture">
+                <pic:pic xmlns:pic="http://schemas.openxmlformats.org/drawingml/2006/picture">
+                  <pic:nvPicPr>
+                    <pic:cNvPr id="3" name="Изображение 1"/>
+                    <pic:cNvPicPr>
+                      <a:picLocks noChangeAspect="1"/>
+                    </pic:cNvPicPr>
+                  </pic:nvPicPr>
+                  <pic:blipFill>
+                    <a:blip r:embed="rId25"/>
+                    <a:stretch>
+                      <a:fillRect/>
+                    </a:stretch>
+                  </pic:blipFill>
+                  <pic:spPr>
+                    <a:xfrm>
+                      <a:off x="0" y="0"/>
+                      <a:ext cx="6135370" cy="2739390"/>
+                    </a:xfrm>
+                    <a:prstGeom prst="rect">
+                      <a:avLst/>
+                    </a:prstGeom>
+                    <a:noFill/>
+                    <a:ln>
+                      <a:noFill/>
+                    </a:ln>
+                  </pic:spPr>
+                </pic:pic>
+              </a:graphicData>
+            </a:graphic>
+          </wp:inline>
+        </w:drawing>
+      </w:r>
     </w:p>
     <w:p>
       <w:pPr>
@@ -9430,15 +10309,108 @@
           <w:ilvl w:val="0"/>
           <w:numId w:val="0"/>
         </w:numPr>
-        <w:rPr>
-          <w:rFonts w:hint="default"/>
-          <w:lang w:val="en-US"/>
+        <w:jc w:val="center"/>
+        <w:rPr>
+          <w:rFonts w:hint="default" w:ascii="Times New Roman" w:hAnsi="Times New Roman" w:cs="Times New Roman"/>
+          <w:b w:val="0"/>
+          <w:bCs w:val="0"/>
+          <w:sz w:val="24"/>
+          <w:szCs w:val="24"/>
+          <w:lang w:val="ru-RU"/>
+        </w:rPr>
+      </w:pPr>
+      <w:r>
+        <w:rPr>
+          <w:rFonts w:hint="default" w:ascii="Times New Roman" w:hAnsi="Times New Roman" w:cs="Times New Roman"/>
+          <w:b w:val="0"/>
+          <w:bCs w:val="0"/>
+          <w:sz w:val="24"/>
+          <w:szCs w:val="24"/>
+        </w:rPr>
+        <w:t>Рисунок 1.</w:t>
+      </w:r>
+      <w:r>
+        <w:rPr>
+          <w:rFonts w:hint="default" w:ascii="Times New Roman" w:hAnsi="Times New Roman" w:cs="Times New Roman"/>
+          <w:b w:val="0"/>
+          <w:bCs w:val="0"/>
+          <w:sz w:val="24"/>
+          <w:szCs w:val="24"/>
+          <w:lang w:val="ru-RU"/>
+        </w:rPr>
+        <w:t>3.1</w:t>
+      </w:r>
+      <w:r>
+        <w:rPr>
+          <w:rFonts w:hint="default" w:ascii="Times New Roman" w:hAnsi="Times New Roman" w:cs="Times New Roman"/>
+          <w:b w:val="0"/>
+          <w:bCs w:val="0"/>
+          <w:sz w:val="24"/>
+          <w:szCs w:val="24"/>
+        </w:rPr>
+        <w:t xml:space="preserve"> - </w:t>
+      </w:r>
+      <w:r>
+        <w:rPr>
+          <w:rFonts w:hint="default" w:ascii="Times New Roman" w:hAnsi="Times New Roman" w:cs="Times New Roman"/>
+          <w:b w:val="0"/>
+          <w:bCs w:val="0"/>
+          <w:sz w:val="24"/>
+          <w:szCs w:val="24"/>
+          <w:lang w:val="ru-RU"/>
+        </w:rPr>
+        <w:t>Модели предметной области и связи</w:t>
+      </w:r>
+    </w:p>
+    <w:p>
+      <w:pPr>
+        <w:pStyle w:val="7"/>
+        <w:numPr>
+          <w:ilvl w:val="0"/>
+          <w:numId w:val="0"/>
+        </w:numPr>
+        <w:jc w:val="center"/>
+        <w:rPr>
+          <w:rFonts w:hint="default" w:ascii="Times New Roman" w:hAnsi="Times New Roman" w:cs="Times New Roman"/>
+          <w:b w:val="0"/>
+          <w:bCs w:val="0"/>
+          <w:sz w:val="24"/>
+          <w:szCs w:val="24"/>
+          <w:lang w:val="ru-RU"/>
+        </w:rPr>
+      </w:pPr>
+    </w:p>
+    <w:p>
+      <w:pPr>
+        <w:pStyle w:val="7"/>
+        <w:numPr>
+          <w:ilvl w:val="0"/>
+          <w:numId w:val="0"/>
+        </w:numPr>
+        <w:jc w:val="center"/>
+        <w:rPr>
+          <w:rFonts w:hint="default" w:ascii="Times New Roman" w:hAnsi="Times New Roman" w:cs="Times New Roman"/>
+          <w:b w:val="0"/>
+          <w:bCs w:val="0"/>
+          <w:sz w:val="24"/>
+          <w:szCs w:val="24"/>
+          <w:lang w:val="ru-RU"/>
+        </w:rPr>
+      </w:pPr>
+    </w:p>
+    <w:p>
+      <w:pPr>
+        <w:rPr>
+          <w:rFonts w:hint="default"/>
+          <w:lang w:val="ru-RU"/>
         </w:rPr>
       </w:pPr>
     </w:p>
     <w:sectPr>
+      <w:footerReference r:id="rId7" w:type="default"/>
       <w:pgSz w:w="11906" w:h="16838"/>
-      <w:pgMar w:top="1138" w:right="850" w:bottom="1138" w:left="1699" w:header="720" w:footer="720" w:gutter="0"/>
+      <w:pgMar w:top="1138" w:right="533" w:bottom="1138" w:left="1699" w:header="720" w:footer="720" w:gutter="0"/>
+      <w:pgNumType w:fmt="decimal" w:start="2"/>
       <w:cols w:space="0" w:num="1"/>
       <w:rtlGutter w:val="0"/>
       <w:docGrid w:linePitch="360" w:charSpace="0"/>
@@ -9472,6 +10444,146 @@
 </w:endnotes>
 </file>
 
+<file path=word/footer1.xml><?xml version="1.0" encoding="utf-8"?>
+<w:ftr xmlns:wpc="http://schemas.microsoft.com/office/word/2010/wordprocessingCanvas" xmlns:mc="http://schemas.openxmlformats.org/markup-compatibility/2006" xmlns:o="urn:schemas-microsoft-com:office:office" xmlns:r="http://schemas.openxmlformats.org/officeDocument/2006/relationships" xmlns:m="http://schemas.openxmlformats.org/officeDocument/2006/math" xmlns:v="urn:schemas-microsoft-com:vml" xmlns:wp14="http://schemas.microsoft.com/office/word/2010/wordprocessingDrawing" xmlns:wp="http://schemas.openxmlformats.org/drawingml/2006/wordprocessingDrawing" xmlns:w10="urn:schemas-microsoft-com:office:word" xmlns:w="http://schemas.openxmlformats.org/wordprocessingml/2006/main" xmlns:w14="http://schemas.microsoft.com/office/word/2010/wordml" xmlns:w15="http://schemas.microsoft.com/office/word/2012/wordml" xmlns:wpg="http://schemas.microsoft.com/office/word/2010/wordprocessingGroup" xmlns:wpi="http://schemas.microsoft.com/office/word/2010/wordprocessingInk" xmlns:wne="http://schemas.microsoft.com/office/word/2006/wordml" xmlns:wps="http://schemas.microsoft.com/office/word/2010/wordprocessingShape" xmlns:wpsCustomData="http://www.wps.cn/officeDocument/2013/wpsCustomData" mc:Ignorable="w14 w15 wp14">
+  <w:p>
+    <w:pPr>
+      <w:pStyle w:val="12"/>
+    </w:pPr>
+  </w:p>
+</w:ftr>
+</file>
+
+<file path=word/footer2.xml><?xml version="1.0" encoding="utf-8"?>
+<w:ftr xmlns:wpc="http://schemas.microsoft.com/office/word/2010/wordprocessingCanvas" xmlns:mc="http://schemas.openxmlformats.org/markup-compatibility/2006" xmlns:o="urn:schemas-microsoft-com:office:office" xmlns:r="http://schemas.openxmlformats.org/officeDocument/2006/relationships" xmlns:m="http://schemas.openxmlformats.org/officeDocument/2006/math" xmlns:v="urn:schemas-microsoft-com:vml" xmlns:wp14="http://schemas.microsoft.com/office/word/2010/wordprocessingDrawing" xmlns:wp="http://schemas.openxmlformats.org/drawingml/2006/wordprocessingDrawing" xmlns:w10="urn:schemas-microsoft-com:office:word" xmlns:w="http://schemas.openxmlformats.org/wordprocessingml/2006/main" xmlns:w14="http://schemas.microsoft.com/office/word/2010/wordml" xmlns:w15="http://schemas.microsoft.com/office/word/2012/wordml" xmlns:wpg="http://schemas.microsoft.com/office/word/2010/wordprocessingGroup" xmlns:wpi="http://schemas.microsoft.com/office/word/2010/wordprocessingInk" xmlns:wne="http://schemas.microsoft.com/office/word/2006/wordml" xmlns:wps="http://schemas.microsoft.com/office/word/2010/wordprocessingShape" xmlns:wpsCustomData="http://www.wps.cn/officeDocument/2013/wpsCustomData" mc:Ignorable="w14 w15 wp14">
+  <w:p>
+    <w:pPr>
+      <w:pStyle w:val="12"/>
+    </w:pPr>
+    <w:r>
+      <w:rPr>
+        <w:sz w:val="22"/>
+      </w:rPr>
+      <mc:AlternateContent>
+        <mc:Choice Requires="wps">
+          <w:drawing>
+            <wp:anchor distT="0" distB="0" distL="114300" distR="114300" simplePos="0" relativeHeight="251659264" behindDoc="0" locked="0" layoutInCell="1" allowOverlap="1">
+              <wp:simplePos x="0" y="0"/>
+              <wp:positionH relativeFrom="margin">
+                <wp:align>center</wp:align>
+              </wp:positionH>
+              <wp:positionV relativeFrom="paragraph">
+                <wp:posOffset>0</wp:posOffset>
+              </wp:positionV>
+              <wp:extent cx="1828800" cy="1828800"/>
+              <wp:effectExtent l="0" t="0" r="0" b="0"/>
+              <wp:wrapNone/>
+              <wp:docPr id="2" name="Текстовое поле 2"/>
+              <wp:cNvGraphicFramePr/>
+              <a:graphic xmlns:a="http://schemas.openxmlformats.org/drawingml/2006/main">
+                <a:graphicData uri="http://schemas.microsoft.com/office/word/2010/wordprocessingShape">
+                  <wps:wsp>
+                    <wps:cNvSpPr txBox="1"/>
+                    <wps:spPr>
+                      <a:xfrm>
+                        <a:off x="0" y="0"/>
+                        <a:ext cx="1828800" cy="1828800"/>
+                      </a:xfrm>
+                      <a:prstGeom prst="rect">
+                        <a:avLst/>
+                      </a:prstGeom>
+                      <a:noFill/>
+                      <a:ln w="6350">
+                        <a:noFill/>
+                      </a:ln>
+                    </wps:spPr>
+                    <wps:style>
+                      <a:lnRef idx="0">
+                        <a:schemeClr val="accent1"/>
+                      </a:lnRef>
+                      <a:fillRef idx="0">
+                        <a:schemeClr val="accent1"/>
+                      </a:fillRef>
+                      <a:effectRef idx="0">
+                        <a:schemeClr val="accent1"/>
+                      </a:effectRef>
+                      <a:fontRef idx="minor">
+                        <a:schemeClr val="dk1"/>
+                      </a:fontRef>
+                    </wps:style>
+                    <wps:txbx>
+                      <w:txbxContent>
+                        <w:p>
+                          <w:pPr>
+                            <w:pStyle w:val="12"/>
+                          </w:pPr>
+                          <w:r>
+                            <w:fldChar w:fldCharType="begin"/>
+                          </w:r>
+                          <w:r>
+                            <w:instrText xml:space="preserve"> PAGE  \* MERGEFORMAT </w:instrText>
+                          </w:r>
+                          <w:r>
+                            <w:fldChar w:fldCharType="separate"/>
+                          </w:r>
+                          <w:r>
+                            <w:t>2</w:t>
+                          </w:r>
+                          <w:r>
+                            <w:fldChar w:fldCharType="end"/>
+                          </w:r>
+                        </w:p>
+                      </w:txbxContent>
+                    </wps:txbx>
+                    <wps:bodyPr rot="0" spcFirstLastPara="0" vertOverflow="overflow" horzOverflow="overflow" vert="horz" wrap="none" lIns="0" tIns="0" rIns="0" bIns="0" numCol="1" spcCol="0" rtlCol="0" fromWordArt="0" anchor="t" anchorCtr="0" forceAA="0" upright="0" compatLnSpc="1">
+                      <a:spAutoFit/>
+                    </wps:bodyPr>
+                  </wps:wsp>
+                </a:graphicData>
+              </a:graphic>
+            </wp:anchor>
+          </w:drawing>
+        </mc:Choice>
+        <mc:Fallback>
+          <w:pict>
+            <v:shape id="_x0000_s1026" o:spid="_x0000_s1026" o:spt="202" type="#_x0000_t202" style="position:absolute;left:0pt;margin-top:0pt;height:144pt;width:144pt;mso-position-horizontal:center;mso-position-horizontal-relative:margin;mso-wrap-style:none;z-index:251659264;mso-width-relative:page;mso-height-relative:page;" filled="f" stroked="f" coordsize="21600,21600" o:gfxdata="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">
+              <v:fill on="f" focussize="0,0"/>
+              <v:stroke on="f" weight="0.5pt"/>
+              <v:imagedata o:title=""/>
+              <o:lock v:ext="edit" aspectratio="f"/>
+              <v:textbox inset="0mm,0mm,0mm,0mm" style="mso-fit-shape-to-text:t;">
+                <w:txbxContent>
+                  <w:p>
+                    <w:pPr>
+                      <w:pStyle w:val="12"/>
+                    </w:pPr>
+                    <w:r>
+                      <w:fldChar w:fldCharType="begin"/>
+                    </w:r>
+                    <w:r>
+                      <w:instrText xml:space="preserve"> PAGE  \* MERGEFORMAT </w:instrText>
+                    </w:r>
+                    <w:r>
+                      <w:fldChar w:fldCharType="separate"/>
+                    </w:r>
+                    <w:r>
+                      <w:t>2</w:t>
+                    </w:r>
+                    <w:r>
+                      <w:fldChar w:fldCharType="end"/>
+                    </w:r>
+                  </w:p>
+                </w:txbxContent>
+              </v:textbox>
+            </v:shape>
+          </w:pict>
+        </mc:Fallback>
+      </mc:AlternateContent>
+    </w:r>
+  </w:p>
+</w:ftr>
+</file>
+
 <file path=word/footnotes.xml><?xml version="1.0" encoding="utf-8"?>
 <w:footnotes xmlns:wpc="http://schemas.microsoft.com/office/word/2010/wordprocessingCanvas" xmlns:mc="http://schemas.openxmlformats.org/markup-compatibility/2006" xmlns:o="urn:schemas-microsoft-com:office:office" xmlns:r="http://schemas.openxmlformats.org/officeDocument/2006/relationships" xmlns:m="http://schemas.openxmlformats.org/officeDocument/2006/math" xmlns:v="urn:schemas-microsoft-com:vml" xmlns:wp14="http://schemas.microsoft.com/office/word/2010/wordprocessingDrawing" xmlns:wp="http://schemas.openxmlformats.org/drawingml/2006/wordprocessingDrawing" xmlns:w="http://schemas.openxmlformats.org/wordprocessingml/2006/main" xmlns:w14="http://schemas.microsoft.com/office/word/2010/wordml" xmlns:w15="http://schemas.microsoft.com/office/word/2012/wordml" xmlns:w10="urn:schemas-microsoft-com:office:word" xmlns:wpg="http://schemas.microsoft.com/office/word/2010/wordprocessingGroup" xmlns:wpi="http://schemas.microsoft.com/office/word/2010/wordprocessingInk" xmlns:wne="http://schemas.microsoft.com/office/word/2006/wordml" xmlns:wps="http://schemas.microsoft.com/office/word/2010/wordprocessingShape" xmlns:wpsCustomData="http://www.wps.cn/officeDocument/2013/wpsCustomData" mc:Ignorable="w14 w15 wp14">
   <w:footnote w:type="separator" w:id="0">
@@ -9495,6 +10607,16 @@
     </w:p>
   </w:footnote>
 </w:footnotes>
+</file>
+
+<file path=word/header1.xml><?xml version="1.0" encoding="utf-8"?>
+<w:hdr xmlns:wpc="http://schemas.microsoft.com/office/word/2010/wordprocessingCanvas" xmlns:mc="http://schemas.openxmlformats.org/markup-compatibility/2006" xmlns:o="urn:schemas-microsoft-com:office:office" xmlns:r="http://schemas.openxmlformats.org/officeDocument/2006/relationships" xmlns:m="http://schemas.openxmlformats.org/officeDocument/2006/math" xmlns:v="urn:schemas-microsoft-com:vml" xmlns:wp14="http://schemas.microsoft.com/office/word/2010/wordprocessingDrawing" xmlns:wp="http://schemas.openxmlformats.org/drawingml/2006/wordprocessingDrawing" xmlns:w10="urn:schemas-microsoft-com:office:word" xmlns:w="http://schemas.openxmlformats.org/wordprocessingml/2006/main" xmlns:w14="http://schemas.microsoft.com/office/word/2010/wordml" xmlns:w15="http://schemas.microsoft.com/office/word/2012/wordml" xmlns:wpg="http://schemas.microsoft.com/office/word/2010/wordprocessingGroup" xmlns:wpi="http://schemas.microsoft.com/office/word/2010/wordprocessingInk" xmlns:wne="http://schemas.microsoft.com/office/word/2006/wordml" xmlns:wps="http://schemas.microsoft.com/office/word/2010/wordprocessingShape" xmlns:wpsCustomData="http://www.wps.cn/officeDocument/2013/wpsCustomData" mc:Ignorable="w14 w15 wp14">
+  <w:p>
+    <w:pPr>
+      <w:pStyle w:val="8"/>
+    </w:pPr>
+  </w:p>
+</w:hdr>
 </file>
 
 <file path=word/numbering.xml><?xml version="1.0" encoding="utf-8"?>
@@ -9687,8 +10809,8 @@
     <w:lsdException w:unhideWhenUsed="0" w:uiPriority="0" w:semiHidden="0" w:name="Normal Indent"/>
     <w:lsdException w:unhideWhenUsed="0" w:uiPriority="0" w:semiHidden="0" w:name="footnote text"/>
     <w:lsdException w:unhideWhenUsed="0" w:uiPriority="0" w:semiHidden="0" w:name="annotation text"/>
-    <w:lsdException w:unhideWhenUsed="0" w:uiPriority="0" w:semiHidden="0" w:name="header"/>
-    <w:lsdException w:unhideWhenUsed="0" w:uiPriority="0" w:semiHidden="0" w:name="footer"/>
+    <w:lsdException w:qFormat="1" w:unhideWhenUsed="0" w:uiPriority="0" w:semiHidden="0" w:name="header"/>
+    <w:lsdException w:qFormat="1" w:unhideWhenUsed="0" w:uiPriority="0" w:semiHidden="0" w:name="footer"/>
     <w:lsdException w:unhideWhenUsed="0" w:uiPriority="0" w:semiHidden="0" w:name="index heading"/>
     <w:lsdException w:qFormat="1" w:uiPriority="0" w:name="caption"/>
     <w:lsdException w:unhideWhenUsed="0" w:uiPriority="0" w:semiHidden="0" w:name="table of figures"/>
@@ -9915,6 +11037,18 @@
     </w:rPr>
   </w:style>
   <w:style w:type="paragraph" w:styleId="8">
+    <w:name w:val="header"/>
+    <w:basedOn w:val="1"/>
+    <w:qFormat/>
+    <w:uiPriority w:val="0"/>
+    <w:pPr>
+      <w:tabs>
+        <w:tab w:val="center" w:pos="4153"/>
+        <w:tab w:val="right" w:pos="8306"/>
+      </w:tabs>
+    </w:pPr>
+  </w:style>
+  <w:style w:type="paragraph" w:styleId="9">
     <w:name w:val="Body Text"/>
     <w:basedOn w:val="1"/>
     <w:semiHidden/>
@@ -9926,14 +11060,14 @@
       <w:szCs w:val="28"/>
     </w:rPr>
   </w:style>
-  <w:style w:type="paragraph" w:styleId="9">
+  <w:style w:type="paragraph" w:styleId="10">
     <w:name w:val="toc 1"/>
     <w:basedOn w:val="1"/>
     <w:next w:val="1"/>
     <w:qFormat/>
     <w:uiPriority w:val="0"/>
   </w:style>
-  <w:style w:type="paragraph" w:styleId="10">
+  <w:style w:type="paragraph" w:styleId="11">
     <w:name w:val="Title"/>
     <w:basedOn w:val="1"/>
     <w:qFormat/>
@@ -9949,7 +11083,19 @@
       <w:szCs w:val="32"/>
     </w:rPr>
   </w:style>
-  <w:style w:type="paragraph" w:styleId="11">
+  <w:style w:type="paragraph" w:styleId="12">
+    <w:name w:val="footer"/>
+    <w:basedOn w:val="1"/>
+    <w:qFormat/>
+    <w:uiPriority w:val="0"/>
+    <w:pPr>
+      <w:tabs>
+        <w:tab w:val="center" w:pos="4153"/>
+        <w:tab w:val="right" w:pos="8306"/>
+      </w:tabs>
+    </w:pPr>
+  </w:style>
+  <w:style w:type="paragraph" w:styleId="13">
     <w:name w:val="Normal (Web)"/>
     <w:qFormat/>
     <w:uiPriority w:val="0"/>
@@ -9966,7 +11112,7 @@
       <w:lang w:val="en-US" w:eastAsia="zh-CN" w:bidi="ar"/>
     </w:rPr>
   </w:style>
-  <w:style w:type="paragraph" w:customStyle="1" w:styleId="12">
+  <w:style w:type="paragraph" w:customStyle="1" w:styleId="14">
     <w:name w:val="Table Paragraph"/>
     <w:basedOn w:val="1"/>
     <w:qFormat/>
@@ -9976,7 +11122,7 @@
       <w:ind w:left="54" w:firstLine="0"/>
     </w:pPr>
   </w:style>
-  <w:style w:type="table" w:customStyle="1" w:styleId="13">
+  <w:style w:type="table" w:customStyle="1" w:styleId="15">
     <w:name w:val="Table Normal"/>
     <w:semiHidden/>
     <w:qFormat/>
@@ -10244,4 +11390,23 @@
   </a:themeElements>
   <a:objectDefaults/>
 </a:theme>
+</file>
+
+<file path=customXml/item1.xml><?xml version="1.0" encoding="utf-8"?>
+<s:customData xmlns="http://www.wps.cn/officeDocument/2013/wpsCustomData" xmlns:s="http://www.wps.cn/officeDocument/2013/wpsCustomData">
+  <customSectProps>
+    <customSectPr/>
+  </customSectProps>
+  <customShpExts>
+    <customShpInfo spid="_x0000_s1026" textRotate="1"/>
+  </customShpExts>
+</s:customData>
+</file>
+
+<file path=customXml/itemProps1.xml><?xml version="1.0" encoding="utf-8"?>
+<ds:datastoreItem xmlns:ds="http://schemas.openxmlformats.org/officeDocument/2006/customXml" ds:itemID="{B1977F7D-205B-4081-913C-38D41E755F92}">
+  <ds:schemaRefs>
+    <ds:schemaRef ds:uri="http://www.wps.cn/officeDocument/2013/wpsCustomData"/>
+  </ds:schemaRefs>
+</ds:datastoreItem>
 </file>